--- a/spa/docx/04.content.docx
+++ b/spa/docx/04.content.docx
@@ -229,13 +229,13 @@
           <w:vertAlign w:val="superscript"/>
           <w:lang w:val="es_ES" w:bidi="es_ES"/>
         </w:rPr>
-        <w:t>15</w:t>
-      </w:r>
-      <w:r>
-        <w:rPr>
-          <w:lang w:val="es_ES" w:bidi="es_ES"/>
-        </w:rPr>
-        <w:t xml:space="preserve"> —Haz un censo de toda la comunidad israelita por tribus y familias. Registra el nombre de cada varón de veinte años en adelante que sea apto para el servicio militar en Israel. Tú y Aarón los contarán por divisiones. Los ayudará un hombre de cada tribu, cada uno jefe de su familia. Estos son los nombres de los hombres que los ayudarán. De Rubén, ayudará Elisur, hijo de Sedeur. De Simeón, ayudará Selumiel, hijo de Zurisaday. De Judá, ayudará Naasón, hijo de Aminadab. De Isacar, ayudará Natanael, hijo de Zuar. De Zabulón, ayudará Eliab, hijo de Helón. De Efraín, hijo de José, ayudará Elisama, hijo de Amiud. De Manasés, hijo de José, ayudará Gamaliel, hijo de Pedasur. De Benjamín, ayudará Abidán, hijo de Gedeoni. De Dan, ayudará Ajiezer, hijo de Amisaday. De Aser, ayudará Paguiel hijo de Ocrán. De Gad, ayudará Eliasaf, hijo de Deuel. De Neftalí, ayudará Ajira, hijo de Enán.</w:t>
+        <w:t>2-15</w:t>
+      </w:r>
+      <w:r>
+        <w:rPr>
+          <w:lang w:val="es_ES" w:bidi="es_ES"/>
+        </w:rPr>
+        <w:t xml:space="preserve"> —Haz un censo de toda la comunidad israelita por tribus y familias. Registra el nombre de cada varón de 20 años en adelante que sea apto para el servicio militar en Israel. Tú y Aarón los contarán por divisiones. Los ayudará un hombre de cada tribu, cada uno jefe de su familia. Estos son los nombres de los hombres que los ayudarán. De Rubén, ayudará Elisur, hijo de Sedeur. De Simeón, ayudará Selumiel, hijo de Zurisaday. De Judá, ayudará Naasón, hijo de Aminadab. De Isacar, ayudará Natanael, hijo de Zuar. De Zabulón, ayudará Eliab, hijo de Helón. De Efraín, hijo de José, ayudará Elisama, hijo de Amiud. De Manasés, hijo de José, ayudará Gamaliel, hijo de Pedasur. De Benjamín, ayudará Abidán, hijo de Gedeoni. De Dan, ayudará Ajiezer, hijo de Amisaday. De Aser, ayudará Paguiel hijo de Ocrán. De Gad, ayudará Eliasaf, hijo de Deuel. De Neftalí, ayudará Ajira, hijo de Enán.</w:t>
       </w:r>
     </w:p>
     <w:p>
@@ -271,7 +271,7 @@
           <w:vertAlign w:val="superscript"/>
           <w:lang w:val="es_ES" w:bidi="es_ES"/>
         </w:rPr>
-        <w:t>19</w:t>
+        <w:t>17-19</w:t>
       </w:r>
       <w:r>
         <w:rPr>
@@ -292,34 +292,34 @@
           <w:vertAlign w:val="superscript"/>
           <w:lang w:val="es_ES" w:bidi="es_ES"/>
         </w:rPr>
-        <w:t>46</w:t>
-      </w:r>
-      <w:r>
-        <w:rPr>
-          <w:lang w:val="es_ES" w:bidi="es_ES"/>
-        </w:rPr>
-        <w:t xml:space="preserve"> Rubén fue el primogénito de Israel. Sus descendientes fueron 46.500. Los descendientes de Simeón fueron 59.300. Los descendientes de Gad fueron 45.650. Los descendientes de Judá fueron 74.600. Los descendientes de Isacar fueron 54.400. Los descendientes de Zabulón fueron 57.400. Los descendientes de Efraín hijo de José fueron 40.500. Los descendientes de Manasés hijo de José fueron 32.200. Los descendientes de Benjamín fueron 35.400. Los descendientes de Dan fueron 62.700. Los descendientes de Aser fueron 41.500. Los descendientes de Neftalí fueron 53.400. Estos fueron los hombres que contaron Moisés, Aarón y los doce líderes de Israel, cada uno representando a su familia. Todos los israelitas de 20 años en adelante aptos para el servicio militar en Israel, registrados por familias, sumaron 603.550.</w:t>
-      </w:r>
-    </w:p>
-    <w:p>
-      <w:pPr/>
-      <w:r>
-        <w:rPr>
-          <w:lang w:val="es_ES" w:bidi="es_ES"/>
-        </w:rPr>
-      </w:r>
-      <w:r>
-        <w:rPr>
-          <w:vertAlign w:val="superscript"/>
-          <w:lang w:val="es_ES" w:bidi="es_ES"/>
-        </w:rPr>
-        <w:t>49</w:t>
-      </w:r>
-      <w:r>
-        <w:rPr>
-          <w:lang w:val="es_ES" w:bidi="es_ES"/>
-        </w:rPr>
-        <w:t xml:space="preserve"> Esa cifra no incluía a los levitas. El Señor le había dicho a Moisés:—Excluye a toda la tribu de Leví.</w:t>
+        <w:t>20-46</w:t>
+      </w:r>
+      <w:r>
+        <w:rPr>
+          <w:lang w:val="es_ES" w:bidi="es_ES"/>
+        </w:rPr>
+        <w:t xml:space="preserve"> Rubén fue el primogénito de Israel. Sus descendientes fueron 46.500. Los descendientes de Simeón fueron 59.300. Los descendientes de Gad fueron 45.650. Los descendientes de Judá fueron 74.600. Los descendientes de Isacar fueron 54.400. Los descendientes de Zabulón fueron 57.400. Los descendientes de Efraín hijo de José fueron 40.500. Los descendientes de Manasés hijo de José fueron 32.200. Los descendientes de Benjamín fueron 35.400. Los descendientes de Dan fueron 62.700. Los descendientes de Aser fueron 41.500. Los descendientes de Neftalí fueron 53.400. Estos fueron los hombres que contaron Moisés, Aarón y los 12 líderes de Israel, cada uno representando a su familia. Todos los israelitas de 20 años en adelante aptos para el servicio militar en Israel, registrados por familias, sumaron 603.550.</w:t>
+      </w:r>
+    </w:p>
+    <w:p>
+      <w:pPr/>
+      <w:r>
+        <w:rPr>
+          <w:lang w:val="es_ES" w:bidi="es_ES"/>
+        </w:rPr>
+      </w:r>
+      <w:r>
+        <w:rPr>
+          <w:vertAlign w:val="superscript"/>
+          <w:lang w:val="es_ES" w:bidi="es_ES"/>
+        </w:rPr>
+        <w:t>47-49</w:t>
+      </w:r>
+      <w:r>
+        <w:rPr>
+          <w:lang w:val="es_ES" w:bidi="es_ES"/>
+        </w:rPr>
+        <w:t xml:space="preserve"> Esa cifra no incluía a los levitas. El Señor le había dicho a Moisés: —Excluye a toda la tribu de Leví.</w:t>
       </w:r>
     </w:p>
     <w:p>
@@ -497,28 +497,28 @@
           <w:vertAlign w:val="superscript"/>
           <w:lang w:val="es_ES" w:bidi="es_ES"/>
         </w:rPr>
-        <w:t>31</w:t>
-      </w:r>
-      <w:r>
-        <w:rPr>
-          <w:lang w:val="es_ES" w:bidi="es_ES"/>
-        </w:rPr>
-        <w:t xml:space="preserve"> La tribu de Judá, con su jefe Naasón, hijo de Aminadab, se ubicaba al este del santuario. Contaba con 74.600 hombres. Junto a Judá estaba la tribu de Isacar, dirigida por Natanael, hijo de Zuar. Contaba con 54.400 hombres. Junto a Isacar se encontraba la tribu de Zabulón, bajo el mando de Eliab, hijo de Helón. Contaba con 57.400 hombres. El total de los que estaban en el campamento junto a Judá era de 186.400. Estas tribus abrían la marcha siempre que los israelitas tenían que trasladar el campamento.La tribu de Rubén, cuyo jefe era Elisur, hijo de Sedeúr, se situaba al sur del santuario. Contaba con 46.500 hombres. Junto a Rubén estaba la tribu de Simeón, dirigida por Selumiel, hijo de Zurisaday. Contaba con 59.300 hombres. Junto a Simeón se encontraba la tribu de Gad, bajo el mando de Eliasaf, hijo de Reuel o Deuel. Contaba con 45.650 hombres. Así que el total de los que estaban en el campamento junto a Rubén era de 151.450. Estas tres tribus eran las segundas en marchar cuando los israelitas viajaban.Luego seguía el santuario con los levitas. Durante los viajes, cada tribu se mantenía en torno a su bandera. Conservaban el lugar, el orden y la distancia que había entre cada una cuando acampaban.La tribu de Efraín, con su jefe Elisama, hijo de Amiud, se ubicaba al oeste del santuario. Contaba con 40.500 hombres. Junto a Efraín estaba la tribu de Manasés, dirigida por Gamaliel, hijo de Pedasur. Contaba con 32.200 hombres. Junto a Manasés se encontraba la tribu de Benjamín, bajo el mando de Abidán, hijo de Gedeoni. Contaba con 35.400 hombres. El total de los que estaban en el campamento junto a Efraín era de 108.100. Eran los terceros en marchar.La tribu de Dan, cuyo jefe era Ajiezer, hijo de Amisaday, se situaba al norte del santuario. Contaba con 62.700 hombres. Junto a Dan estaba la tribu de Aser, dirigida por Paguiel, hijo de Ocrán. Contaba con 41.500 hombres. Junto a Aser se encontraba la tribu de Neftalí, bajo el mando de Ajira, hijo de Enán. Contaba con 53.400 hombres. El total de los que estaban en el campamento junto a Dan era de 157.600. Estos cerraban la marcha cuando Israel se trasladaba.</w:t>
-      </w:r>
-    </w:p>
-    <w:p>
-      <w:pPr/>
-      <w:r>
-        <w:rPr>
-          <w:lang w:val="es_ES" w:bidi="es_ES"/>
-        </w:rPr>
-      </w:r>
-      <w:r>
-        <w:rPr>
-          <w:vertAlign w:val="superscript"/>
-          <w:lang w:val="es_ES" w:bidi="es_ES"/>
-        </w:rPr>
-        <w:t>33</w:t>
+        <w:t>3-31</w:t>
+      </w:r>
+      <w:r>
+        <w:rPr>
+          <w:lang w:val="es_ES" w:bidi="es_ES"/>
+        </w:rPr>
+        <w:t xml:space="preserve"> La tribu de Judá, con su jefe Naasón, hijo de Aminadab, se ubicaba al este del santuario. Contaba con 74.600 hombres. Junto a Judá estaba la tribu de Isacar, dirigida por Natanael, hijo de Zuar. Contaba con 54.400 hombres. Junto a Isacar se encontraba la tribu de Zabulón, bajo el mando de Eliab, hijo de Helón. Contaba con 57.400 hombres. El total de los que estaban en el campamento junto a Judá era de 186.400. Estas tribus abrían la marcha siempre que los israelitas tenían que trasladar el campamento. La tribu de Rubén, cuyo jefe era Elisur, hijo de Sedeúr, se situaba al sur del santuario. Contaba con 46.500 hombres. Junto a Rubén estaba la tribu de Simeón, dirigida por Selumiel, hijo de Zurisaday. Contaba con 59.300 hombres. Junto a Simeón se encontraba la tribu de Gad, bajo el mando de Eliasaf, hijo de Reuel o Deuel. Contaba con 45.650 hombres. Así que el total de los que estaban en el campamento junto a Rubén era de 151.450. Estas 3 tribus eran las segundas en marchar cuando los israelitas viajaban. Luego seguía el santuario con los levitas. Durante los viajes, cada tribu se mantenía en torno a su bandera. Conservaban el lugar, el orden y la distancia que había entre cada una cuando acampaban. La tribu de Efraín, con su jefe Elisama, hijo de Amiud, se ubicaba al oeste del santuario. Contaba con 40.500 hombres. Junto a Efraín estaba la tribu de Manasés, dirigida por Gamaliel, hijo de Pedasur. Contaba con 32.200 hombres. Junto a Manasés se encontraba la tribu de Benjamín, bajo el mando de Abidán, hijo de Gedeoni. Contaba con 35.400 hombres. El total de los que estaban en el campamento junto a Efraín era de 108.100. Eran los terceros en marchar. La tribu de Dan, cuyo jefe era Ajiezer, hijo de Amisaday, se situaba al norte del santuario. Contaba con 62.700 hombres. Junto a Dan estaba la tribu de Aser, dirigida por Paguiel, hijo de Ocrán. Contaba con 41.500 hombres. Junto a Aser se encontraba la tribu de Neftalí, bajo el mando de Ajira, hijo de Enán. Contaba con 53.400 hombres. El total de los que estaban en el campamento junto a Dan era de 157.600. Estos cerraban la marcha cuando Israel se trasladaba.</w:t>
+      </w:r>
+    </w:p>
+    <w:p>
+      <w:pPr/>
+      <w:r>
+        <w:rPr>
+          <w:lang w:val="es_ES" w:bidi="es_ES"/>
+        </w:rPr>
+      </w:r>
+      <w:r>
+        <w:rPr>
+          <w:vertAlign w:val="superscript"/>
+          <w:lang w:val="es_ES" w:bidi="es_ES"/>
+        </w:rPr>
+        <w:t>32-33</w:t>
       </w:r>
       <w:r>
         <w:rPr>
@@ -702,7 +702,7 @@
           <w:vertAlign w:val="superscript"/>
           <w:lang w:val="es_ES" w:bidi="es_ES"/>
         </w:rPr>
-        <w:t>9</w:t>
+        <w:t>7-9</w:t>
       </w:r>
       <w:r>
         <w:rPr>
@@ -849,34 +849,34 @@
           <w:vertAlign w:val="superscript"/>
           <w:lang w:val="es_ES" w:bidi="es_ES"/>
         </w:rPr>
-        <w:t>24</w:t>
-      </w:r>
-      <w:r>
-        <w:rPr>
-          <w:lang w:val="es_ES" w:bidi="es_ES"/>
-        </w:rPr>
-        <w:t xml:space="preserve"> Moisés los contó conforme al mandato del Señor, tal como se le había ordenado. Los hijos de Leví fueron Guersón, Coat y Merari. Los hijos de Guersón, según sus clanes, fueron Libní y Simí. Los hijos de Coat, según sus clanes, fueron Amirán, Izar, Hebrón y Uziel. Los hijos de Merari, según sus clanes, fueron Majlí y Musí. Estos son los clanes de Leví distribuidos por sus casas paternas.De Guersón provenían los clanes de Libní y de Simí. El número de todos los varones de un mes de edad en adelante fue de 7.500. Los clanes de Guersón acampaban al oeste del santuario. El jefe de la familia de Guersón fue Eliasaf, hijo de Lael. El servicio de los hijos de Guersón en la tienda de reunión consistía en cuidar el santuario y la tienda, sus cubiertas, la cortina de la entrada de la tienda de reunión, las cortinas del patio, la cortina de la entrada del patio que rodea el tabernáculo y el altar, y todas las cuerdas necesarias para su servicio.De Coat provenían los clanes de Amirán, Izar, Hebrón y Uziel. El número de todos los varones de un mes de edad en adelante fue de 8.600. Se encargaban del cuidado del santuario.</w:t>
-      </w:r>
-    </w:p>
-    <w:p>
-      <w:pPr/>
-      <w:r>
-        <w:rPr>
-          <w:lang w:val="es_ES" w:bidi="es_ES"/>
-        </w:rPr>
-      </w:r>
-      <w:r>
-        <w:rPr>
-          <w:vertAlign w:val="superscript"/>
-          <w:lang w:val="es_ES" w:bidi="es_ES"/>
-        </w:rPr>
-        <w:t>37</w:t>
-      </w:r>
-      <w:r>
-        <w:rPr>
-          <w:lang w:val="es_ES" w:bidi="es_ES"/>
-        </w:rPr>
-        <w:t xml:space="preserve"> Los clanes de Coat acampaban al lado sur del santuario. El jefe de los clanes de Coat fue Elizafán, hijo de Uziel. Su servicio consistía en cuidar el arca, la mesa, el candelabro, los altares, los utensilios sagrados con los que servían, la cortina y todo lo relacionado con su servicio. El jefe principal de los levitas fue Eleazar, hijo del sacerdote Aarón. Supervisaba a los encargados del cuidado del santuario.De Merari provenían los clanes de Majlí y de Musí. El número de todos los varones de un mes de edad en adelante fue de 6.200. El jefe de los clanes de Merari fue Zuriel, hijo de Abijail. Acampaban al lado norte del santuario. La responsabilidad de estos dos clanes consistía en cuidar la estructura de la tienda del santuario. Cuidaban los postes, las bases de los postes y todo lo que fuera necesario para sus usos, y los postes que hay en torno al patio, con sus bases, estacas y cuerdas.</w:t>
+        <w:t>16-28</w:t>
+      </w:r>
+      <w:r>
+        <w:rPr>
+          <w:lang w:val="es_ES" w:bidi="es_ES"/>
+        </w:rPr>
+        <w:t xml:space="preserve"> Moisés los contó conforme al mandato del Señor, tal como se le había ordenado. Los hijos de Leví fueron Guersón, Coat y Merari. Los hijos de Guersón, según sus clanes, fueron Libní y Simí. Los hijos de Coat, según sus clanes, fueron Amirán, Izar, Hebrón y Uziel. Los hijos de Merari, según sus clanes, fueron Majlí y Musí. Estos son los clanes de Leví distribuidos por sus casas paternas. De Guersón provenían los clanes de Libní y de Simí. El número de todos los varones de un mes de edad en adelante fue de 7.500. Los clanes de Guersón acampaban al oeste del santuario. El jefe de la familia de Guersón fue Eliasaf, hijo de Lael. El servicio de los hijos de Guersón en la tienda de reunión consistía en cuidar el santuario y la tienda, sus cubiertas, la cortina de la entrada de la tienda de reunión, las cortinas del patio, la cortina de la entrada del patio que rodea el santuario y el altar, y todas las cuerdas necesarias para su servicio. De Coat provenían los clanes de Amirán, Izar, Hebrón y Uziel. El número de todos los varones de un mes de edad en adelante fue de 8.600. Se encargaban del cuidado del santuario.</w:t>
+      </w:r>
+    </w:p>
+    <w:p>
+      <w:pPr/>
+      <w:r>
+        <w:rPr>
+          <w:lang w:val="es_ES" w:bidi="es_ES"/>
+        </w:rPr>
+      </w:r>
+      <w:r>
+        <w:rPr>
+          <w:vertAlign w:val="superscript"/>
+          <w:lang w:val="es_ES" w:bidi="es_ES"/>
+        </w:rPr>
+        <w:t>29-37</w:t>
+      </w:r>
+      <w:r>
+        <w:rPr>
+          <w:lang w:val="es_ES" w:bidi="es_ES"/>
+        </w:rPr>
+        <w:t xml:space="preserve"> Los clanes de Coat acampaban al lado sur del santuario. El jefe de los clanes de Coat fue Elizafán, hijo de Uziel. Su servicio consistía en cuidar el arca, la mesa, el candelabro, los altares, los utensilios sagrados con los que servían, la cortina y todo lo relacionado con su servicio. El jefe principal de los levitas fue Eleazar, hijo del sacerdote Aarón. Supervisaba a los encargados del cuidado del santuario. De Merari provenían los clanes de Majlí y de Musí. El número de todos los varones de un mes de edad en adelante fue de 6.200. El jefe de los clanes de Merari fue Zuriel, hijo de Abijail. Acampaban al lado norte del santuario. La responsabilidad de estos 2 clanes consistía en cuidar la estructura de la tienda del santuario. Cuidaban los postes, las bases de los postes y todo lo que fuera necesario para sus usos, y los postes que hay en torno al patio, con sus bases, estacas y cuerdas.</w:t>
       </w:r>
     </w:p>
     <w:p>
@@ -939,7 +939,7 @@
         <w:rPr>
           <w:lang w:val="es_ES" w:bidi="es_ES"/>
         </w:rPr>
-        <w:t xml:space="preserve"> Entonces el Señor le dijo a Moisés:—Ahora haz un censo de todos los primogénitos de Israel de más de un mes de edad. Inscríbelos por sus nombres.</w:t>
+        <w:t xml:space="preserve"> Entonces el Señor le dijo a Moisés: —Ahora haz un censo de todos los primogénitos de Israel de más de un mes de edad. Inscríbelos por sus nombres.</w:t>
       </w:r>
     </w:p>
     <w:p>
@@ -1080,7 +1080,7 @@
           <w:vertAlign w:val="superscript"/>
           <w:lang w:val="es_ES" w:bidi="es_ES"/>
         </w:rPr>
-        <w:t>48</w:t>
+        <w:t>47-48</w:t>
       </w:r>
       <w:r>
         <w:rPr>
@@ -1107,7 +1107,7 @@
         <w:rPr>
           <w:lang w:val="es_ES" w:bidi="es_ES"/>
         </w:rPr>
-        <w:t xml:space="preserve"> Moisós regoció el dinero del rescate de los que excedían el número de los redimidos por los levitas.</w:t>
+        <w:t xml:space="preserve"> Moisés recogió el dinero del rescate de los que excedían el número de los redimidos por los levitas.</w:t>
       </w:r>
     </w:p>
     <w:p>
@@ -1312,7 +1312,7 @@
         <w:rPr>
           <w:lang w:val="es_ES" w:bidi="es_ES"/>
         </w:rPr>
-        <w:t xml:space="preserve"> »Sobre la mesa de la Presencia extenderán un paño azul. Pondrán sobre ella los platos, las cucharas, los tazones y las jarras para las ofrendas de vino. El pan de la Presencia estará permanentemente sobre ella.</w:t>
+        <w:t xml:space="preserve"> »Sobre la mesa de la presencia de Dios extenderán un paño azul. Pondrán sobre ella los platos, las cucharas, los tazones y las jarras para las ofrendas de vino. El pan de la presencia de Dios estará permanentemente sobre ella.</w:t>
       </w:r>
     </w:p>
     <w:p>
@@ -1438,7 +1438,7 @@
         <w:rPr>
           <w:lang w:val="es_ES" w:bidi="es_ES"/>
         </w:rPr>
-        <w:t xml:space="preserve"> »Quitarán las cenizas del altar y lo cubrirán con un paño carmesí.</w:t>
+        <w:t xml:space="preserve"> »Quitarán las cenizas del altar y lo cubrirán con un paño escarlata.</w:t>
       </w:r>
     </w:p>
     <w:p>
@@ -1957,7 +1957,7 @@
           <w:vertAlign w:val="superscript"/>
           <w:lang w:val="es_ES" w:bidi="es_ES"/>
         </w:rPr>
-        <w:t>41</w:t>
+        <w:t>38-41</w:t>
       </w:r>
       <w:r>
         <w:rPr>
@@ -1978,7 +1978,7 @@
           <w:vertAlign w:val="superscript"/>
           <w:lang w:val="es_ES" w:bidi="es_ES"/>
         </w:rPr>
-        <w:t>45</w:t>
+        <w:t>42-45</w:t>
       </w:r>
       <w:r>
         <w:rPr>
@@ -1999,7 +1999,7 @@
           <w:vertAlign w:val="superscript"/>
           <w:lang w:val="es_ES" w:bidi="es_ES"/>
         </w:rPr>
-        <w:t>48</w:t>
+        <w:t>46-48</w:t>
       </w:r>
       <w:r>
         <w:rPr>
@@ -2026,7 +2026,7 @@
         <w:rPr>
           <w:lang w:val="es_ES" w:bidi="es_ES"/>
         </w:rPr>
-        <w:t xml:space="preserve"> Moisés les comunicó las instrucciones que el Señor le había dado sobre las responsabilidades y qué debía transportar cada uno.Este censo se realizó conforme a las instrucciones que el Señor le dio a Moisés.</w:t>
+        <w:t xml:space="preserve"> Moisés les comunicó las instrucciones que el Señor le había dado sobre las responsabilidades y qué debía transportar cada uno. Este censo se realizó conforme a las instrucciones que el Señor le dio a Moisés.</w:t>
       </w:r>
     </w:p>
     <w:p>
@@ -2084,7 +2084,7 @@
         <w:rPr>
           <w:lang w:val="es_ES" w:bidi="es_ES"/>
         </w:rPr>
-        <w:t xml:space="preserve"> que les dijera a los israelitas:—Expulsen del campamento a toda persona con enfermedades de la piel. Expulsen también a todo hombre con flujo inusual y a todo el que es impuro por haber tocado un cadáver.</w:t>
+        <w:t xml:space="preserve"> que les dijera a los israelitas: —Expulsen del campamento a toda persona con enfermedades de la piel. Expulsen también a todo hombre con flujo inusual y a todo el que es impuro por haber tocado un cadáver.</w:t>
       </w:r>
     </w:p>
     <w:p>
@@ -2168,7 +2168,7 @@
         <w:rPr>
           <w:lang w:val="es_ES" w:bidi="es_ES"/>
         </w:rPr>
-        <w:t xml:space="preserve"> que les dijera a los israelitas:—Cuando un hombre o una mujer cometa cualquier pecado y actúe con infidelidad contra el Señor, esa persona es culpable.</w:t>
+        <w:t xml:space="preserve"> que les dijera a los israelitas: —Cuando un hombre o una mujer cometa cualquier pecado y actúe con infidelidad contra el Señor, esa persona es culpable.</w:t>
       </w:r>
     </w:p>
     <w:p>
@@ -2225,7 +2225,7 @@
           <w:vertAlign w:val="superscript"/>
           <w:lang w:val="es_ES" w:bidi="es_ES"/>
         </w:rPr>
-        <w:t>10</w:t>
+        <w:t>9-10</w:t>
       </w:r>
       <w:r>
         <w:rPr>
@@ -2315,7 +2315,7 @@
         <w:rPr>
           <w:lang w:val="es_ES" w:bidi="es_ES"/>
         </w:rPr>
-        <w:t xml:space="preserve"> Pero resulta que el esposo tiene sospechas y siente celos. Inclusive puede ocurrir que tenga sospechas y sienta celos aunque ella no hubiera pecado.</w:t>
+        <w:t xml:space="preserve"> Pero resulta que el esposo tiene sospechas y siente celos. Incluso puede ocurrir que tenga sospechas y sienta celos aunque ella no hubiera pecado.</w:t>
       </w:r>
     </w:p>
     <w:p>
@@ -2420,7 +2420,7 @@
         <w:rPr>
           <w:lang w:val="es_ES" w:bidi="es_ES"/>
         </w:rPr>
-        <w:t xml:space="preserve"> Entonces el sacerdote la hará jurar y le dirá: "Supongamos que ningún hombre se ha acostado contigo. Supongamos que no te has desviado hacia la impureza mientras estabas bajo la autoridad de tu esposo. Entonces no te hará daño esta agua amarga que trae maldición.</w:t>
+        <w:t xml:space="preserve"> Entonces el sacerdote la hará jurar y le dirá: “Supongamos que ningún hombre se ha acostado contigo. Supongamos que no te has desviado hacia la impureza mientras estabas bajo la autoridad de tu esposo. Entonces no te hará daño esta agua amarga que trae maldición.</w:t>
       </w:r>
     </w:p>
     <w:p>
@@ -2456,13 +2456,13 @@
           <w:vertAlign w:val="superscript"/>
           <w:lang w:val="es_ES" w:bidi="es_ES"/>
         </w:rPr>
-        <w:t>22</w:t>
-      </w:r>
-      <w:r>
-        <w:rPr>
-          <w:lang w:val="es_ES" w:bidi="es_ES"/>
-        </w:rPr>
-        <w:t xml:space="preserve"> Entonces esta agua que trae maldición entrará en tus entrañas para hincharte el vientre y hacerte estéril".»La mujer responderá: "Amén, amén".</w:t>
+        <w:t>21-22</w:t>
+      </w:r>
+      <w:r>
+        <w:rPr>
+          <w:lang w:val="es_ES" w:bidi="es_ES"/>
+        </w:rPr>
+        <w:t xml:space="preserve"> Entonces esta agua que trae maldición entrará en tus entrañas para hincharte el vientre y hacerte estéril”. »La mujer responderá: “Amén, amén”.</w:t>
       </w:r>
     </w:p>
     <w:p>
@@ -2709,22 +2709,22 @@
         <w:rPr>
           <w:lang w:val="es_ES" w:bidi="es_ES"/>
         </w:rPr>
-        <w:t xml:space="preserve"> que les dijera a los israelitas:—Un hombre o una mujer puede hacer el voto de nazareo para consagrarse al Señor de un modo especial. Cuando lo haga,</w:t>
-      </w:r>
-    </w:p>
-    <w:p>
-      <w:pPr/>
-      <w:r>
-        <w:rPr>
-          <w:lang w:val="es_ES" w:bidi="es_ES"/>
-        </w:rPr>
-      </w:r>
-      <w:r>
-        <w:rPr>
-          <w:vertAlign w:val="superscript"/>
-          <w:lang w:val="es_ES" w:bidi="es_ES"/>
-        </w:rPr>
-        <w:t>4</w:t>
+        <w:t xml:space="preserve"> que les dijera a los israelitas: —Un hombre o una mujer puede hacer el voto de nazareo para consagrarse al Señor de un modo especial. Cuando lo haga,</w:t>
+      </w:r>
+    </w:p>
+    <w:p>
+      <w:pPr/>
+      <w:r>
+        <w:rPr>
+          <w:lang w:val="es_ES" w:bidi="es_ES"/>
+        </w:rPr>
+      </w:r>
+      <w:r>
+        <w:rPr>
+          <w:vertAlign w:val="superscript"/>
+          <w:lang w:val="es_ES" w:bidi="es_ES"/>
+        </w:rPr>
+        <w:t>3-4</w:t>
       </w:r>
       <w:r>
         <w:rPr>
@@ -2835,7 +2835,7 @@
         <w:rPr>
           <w:lang w:val="es_ES" w:bidi="es_ES"/>
         </w:rPr>
-        <w:t xml:space="preserve"> »Si se contamina porque alguien muere junto a él de repente, su cabeza quedará contaminada. Así que siete días después se afeitará la cabeza y así quedará limpio.</w:t>
+        <w:t xml:space="preserve"> »Si se contamina porque alguien muere junto a él de repente, su cabeza quedará contaminada. Así que 7 días después se afeitará la cabeza y así quedará limpio.</w:t>
       </w:r>
     </w:p>
     <w:p>
@@ -2898,7 +2898,7 @@
         <w:rPr>
           <w:lang w:val="es_ES" w:bidi="es_ES"/>
         </w:rPr>
-        <w:t xml:space="preserve"> Consagrará al Señor los días de su voto y traerá un cordero de un año como ofrenda por la culpa. Los días anteriores no contarán porque su voto quedó contaminado.</w:t>
+        <w:t xml:space="preserve"> Consagrará al Señor los días de su voto y traerá un cordero de 1 año como ofrenda por la culpa. Los días anteriores no contarán porque su voto quedó contaminado.</w:t>
       </w:r>
     </w:p>
     <w:p>
@@ -2940,7 +2940,7 @@
         <w:rPr>
           <w:lang w:val="es_ES" w:bidi="es_ES"/>
         </w:rPr>
-        <w:t xml:space="preserve"> Allí presentará su ofrenda al Señor. Presentará un cordero de un año sin defecto como ofrenda quemada. Presentará una oveja de un año sin defecto como sacrificio por el pecado y un carnero sin defecto como sacrificio de comunión.</w:t>
+        <w:t xml:space="preserve"> Allí presentará su ofrenda al Señor. Presentará un cordero de 1 año sin defecto como ofrenda quemada. Presentará una oveja de 1 año sin defecto como sacrificio por el pecado y un carnero sin defecto como sacrificio de comunión.</w:t>
       </w:r>
     </w:p>
     <w:p>
@@ -3144,13 +3144,13 @@
           <w:vertAlign w:val="superscript"/>
           <w:lang w:val="es_ES" w:bidi="es_ES"/>
         </w:rPr>
-        <w:t>26</w:t>
-      </w:r>
-      <w:r>
-        <w:rPr>
-          <w:lang w:val="es_ES" w:bidi="es_ES"/>
-        </w:rPr>
-        <w:t xml:space="preserve"> "Que el Señor te bendiga y te proteja. Que el Señor haga resplandecer su rostro sobre ti y tenga compasión de ti. Que el Señor vuelva su rostro hacia ti y te conceda paz".</w:t>
+        <w:t>24-26</w:t>
+      </w:r>
+      <w:r>
+        <w:rPr>
+          <w:lang w:val="es_ES" w:bidi="es_ES"/>
+        </w:rPr>
+        <w:t xml:space="preserve"> "Que el Señor te bendiga y te proteja. Que el Señor haga resplandecer su rostro sobre ti y tenga compasión de ti. Que el Señor vuelva su rostro hacia ti y te conceda paz”.</w:t>
       </w:r>
     </w:p>
     <w:p>
@@ -3265,13 +3265,13 @@
           <w:vertAlign w:val="superscript"/>
           <w:lang w:val="es_ES" w:bidi="es_ES"/>
         </w:rPr>
-        <w:t>5</w:t>
-      </w:r>
-      <w:r>
-        <w:rPr>
-          <w:lang w:val="es_ES" w:bidi="es_ES"/>
-        </w:rPr>
-        <w:t xml:space="preserve"> El Señor le dijo a Moisés:—Acepta estas ofrendas para usarlas en el servicio de la Tienda de reunión. Entrégaselas a los levitas, a cada uno según su servicio.</w:t>
+        <w:t>4-5</w:t>
+      </w:r>
+      <w:r>
+        <w:rPr>
+          <w:lang w:val="es_ES" w:bidi="es_ES"/>
+        </w:rPr>
+        <w:t xml:space="preserve"> El Señor le dijo a Moisés: —Acepta estas ofrendas para usarlas en el servicio de la tienda de reunión. Entrégaselas a los levitas, a cada uno según su servicio.</w:t>
       </w:r>
     </w:p>
     <w:p>
@@ -3313,7 +3313,7 @@
         <w:rPr>
           <w:lang w:val="es_ES" w:bidi="es_ES"/>
         </w:rPr>
-        <w:t xml:space="preserve"> Al clan de Guersón se le dieron dos carros y cuatro bueyes para su uso.</w:t>
+        <w:t xml:space="preserve"> Al clan de Guersón se le dieron 2 carros y 4 bueyes para su uso.</w:t>
       </w:r>
     </w:p>
     <w:p>
@@ -3334,7 +3334,7 @@
         <w:rPr>
           <w:lang w:val="es_ES" w:bidi="es_ES"/>
         </w:rPr>
-        <w:t xml:space="preserve"> Al clan de Merari, que estaba bajo el mando de Itamar, hijo de Aarón, se le entregaron cuatro carros y ocho bueyes.</w:t>
+        <w:t xml:space="preserve"> Al clan de Merari, que estaba bajo el mando de Itamar, hijo de Aarón, se le entregaron 4 carros y 8 bueyes.</w:t>
       </w:r>
     </w:p>
     <w:p>
@@ -3397,43 +3397,43 @@
         <w:rPr>
           <w:lang w:val="es_ES" w:bidi="es_ES"/>
         </w:rPr>
-        <w:t xml:space="preserve"> El Señor le dijo a Moisés:—Cada día un jefe traerá su ofrenda para la dedicación del altar.</w:t>
-      </w:r>
-    </w:p>
-    <w:p>
-      <w:pPr/>
-      <w:r>
-        <w:rPr>
-          <w:lang w:val="es_ES" w:bidi="es_ES"/>
-        </w:rPr>
-      </w:r>
-      <w:r>
-        <w:rPr>
-          <w:vertAlign w:val="superscript"/>
-          <w:lang w:val="es_ES" w:bidi="es_ES"/>
-        </w:rPr>
-        <w:t>12</w:t>
-      </w:r>
-      <w:r>
-        <w:rPr>
-          <w:lang w:val="es_ES" w:bidi="es_ES"/>
-        </w:rPr>
-        <w:t xml:space="preserve"> Cada jefe trajo su ofrenda. Consistía en una bandeja de plata que pesaba más de 1,5 kilos y un tazón de plata de más de 800 gramos, ambos llenos con ofrendas de harina y aceite. También presentó una bandeja de oro pequeña llena de incienso, que pesaba unos 120 gramos. Como ofrendas para ser quemadas por completo, trajo un becerro, un carnero y un cordero de un año. También trajo un chivo para el sacrificio por el pecado. Además, trajo 2 bueyes, 5 carneros, 5 chivos y 5 corderos de un año para el sacrificio de comunión. El primero en presentar su ofrenda fue Naasón, hijo de Aminadab, de la tribu de Judá.</w:t>
-      </w:r>
-    </w:p>
-    <w:p>
-      <w:pPr/>
-      <w:r>
-        <w:rPr>
-          <w:lang w:val="es_ES" w:bidi="es_ES"/>
-        </w:rPr>
-      </w:r>
-      <w:r>
-        <w:rPr>
-          <w:vertAlign w:val="superscript"/>
-          <w:lang w:val="es_ES" w:bidi="es_ES"/>
-        </w:rPr>
-        <w:t>23</w:t>
+        <w:t xml:space="preserve"> El Señor le dijo a Moisés: —Cada día un jefe traerá su ofrenda para la dedicación del altar.</w:t>
+      </w:r>
+    </w:p>
+    <w:p>
+      <w:pPr/>
+      <w:r>
+        <w:rPr>
+          <w:lang w:val="es_ES" w:bidi="es_ES"/>
+        </w:rPr>
+      </w:r>
+      <w:r>
+        <w:rPr>
+          <w:vertAlign w:val="superscript"/>
+          <w:lang w:val="es_ES" w:bidi="es_ES"/>
+        </w:rPr>
+        <w:t>12-17</w:t>
+      </w:r>
+      <w:r>
+        <w:rPr>
+          <w:lang w:val="es_ES" w:bidi="es_ES"/>
+        </w:rPr>
+        <w:t xml:space="preserve"> Cada jefe trajo su ofrenda. Consistía en una bandeja de plata que pesaba más de 1,5 kilos y un tazón de plata de más de 800 gramos, ambos llenos con ofrendas de harina y aceite. También presentó una bandeja de oro pequeña llena de incienso, que pesaba unos 120 gramos. Como ofrendas para ser quemadas por completo, trajo un becerro, un carnero y un cordero de 1 año. También trajo un chivo para el sacrificio por el pecado. Además, trajo 2 bueyes, 5 carneros, 5 chivos y 5 corderos de 1 año para el sacrificio de comunión. El primero en presentar su ofrenda fue Naasón, hijo de Aminadab, de la tribu de Judá.</w:t>
+      </w:r>
+    </w:p>
+    <w:p>
+      <w:pPr/>
+      <w:r>
+        <w:rPr>
+          <w:lang w:val="es_ES" w:bidi="es_ES"/>
+        </w:rPr>
+      </w:r>
+      <w:r>
+        <w:rPr>
+          <w:vertAlign w:val="superscript"/>
+          <w:lang w:val="es_ES" w:bidi="es_ES"/>
+        </w:rPr>
+        <w:t>18-23</w:t>
       </w:r>
       <w:r>
         <w:rPr>
@@ -3454,7 +3454,7 @@
           <w:vertAlign w:val="superscript"/>
           <w:lang w:val="es_ES" w:bidi="es_ES"/>
         </w:rPr>
-        <w:t>29</w:t>
+        <w:t>24-29</w:t>
       </w:r>
       <w:r>
         <w:rPr>
@@ -3475,7 +3475,7 @@
           <w:vertAlign w:val="superscript"/>
           <w:lang w:val="es_ES" w:bidi="es_ES"/>
         </w:rPr>
-        <w:t>35</w:t>
+        <w:t>30-35</w:t>
       </w:r>
       <w:r>
         <w:rPr>
@@ -3496,7 +3496,7 @@
           <w:vertAlign w:val="superscript"/>
           <w:lang w:val="es_ES" w:bidi="es_ES"/>
         </w:rPr>
-        <w:t>41</w:t>
+        <w:t>36-41</w:t>
       </w:r>
       <w:r>
         <w:rPr>
@@ -3517,7 +3517,7 @@
           <w:vertAlign w:val="superscript"/>
           <w:lang w:val="es_ES" w:bidi="es_ES"/>
         </w:rPr>
-        <w:t>47</w:t>
+        <w:t>42-47</w:t>
       </w:r>
       <w:r>
         <w:rPr>
@@ -3538,7 +3538,7 @@
           <w:vertAlign w:val="superscript"/>
           <w:lang w:val="es_ES" w:bidi="es_ES"/>
         </w:rPr>
-        <w:t>53</w:t>
+        <w:t>48-53</w:t>
       </w:r>
       <w:r>
         <w:rPr>
@@ -3559,7 +3559,7 @@
           <w:vertAlign w:val="superscript"/>
           <w:lang w:val="es_ES" w:bidi="es_ES"/>
         </w:rPr>
-        <w:t>59</w:t>
+        <w:t>54-59</w:t>
       </w:r>
       <w:r>
         <w:rPr>
@@ -3580,7 +3580,7 @@
           <w:vertAlign w:val="superscript"/>
           <w:lang w:val="es_ES" w:bidi="es_ES"/>
         </w:rPr>
-        <w:t>65</w:t>
+        <w:t>60-65</w:t>
       </w:r>
       <w:r>
         <w:rPr>
@@ -3601,7 +3601,7 @@
           <w:vertAlign w:val="superscript"/>
           <w:lang w:val="es_ES" w:bidi="es_ES"/>
         </w:rPr>
-        <w:t>71</w:t>
+        <w:t>66-71</w:t>
       </w:r>
       <w:r>
         <w:rPr>
@@ -3622,7 +3622,7 @@
           <w:vertAlign w:val="superscript"/>
           <w:lang w:val="es_ES" w:bidi="es_ES"/>
         </w:rPr>
-        <w:t>77</w:t>
+        <w:t>72-77</w:t>
       </w:r>
       <w:r>
         <w:rPr>
@@ -3643,7 +3643,7 @@
           <w:vertAlign w:val="superscript"/>
           <w:lang w:val="es_ES" w:bidi="es_ES"/>
         </w:rPr>
-        <w:t>83</w:t>
+        <w:t>78-83</w:t>
       </w:r>
       <w:r>
         <w:rPr>
@@ -3664,7 +3664,7 @@
           <w:vertAlign w:val="superscript"/>
           <w:lang w:val="es_ES" w:bidi="es_ES"/>
         </w:rPr>
-        <w:t>86</w:t>
+        <w:t>84-86</w:t>
       </w:r>
       <w:r>
         <w:rPr>
@@ -3691,7 +3691,7 @@
         <w:rPr>
           <w:lang w:val="es_ES" w:bidi="es_ES"/>
         </w:rPr>
-        <w:t xml:space="preserve"> Para las ofrendas que se queman totalmente, presentaron 12 becerros, 12 carneros y 12 corderos de un año con las ofrendas de grano que los acompañaban. Para las ofrendas por el pecado, presentaron 12 chivos.</w:t>
+        <w:t xml:space="preserve"> Para las ofrendas que se queman totalmente, presentaron 12 becerros, 12 carneros y 12 corderos de 1 año con las ofrendas de grano que los acompañaban. Para las ofrendas por el pecado, presentaron 12 chivos.</w:t>
       </w:r>
     </w:p>
     <w:p>
@@ -3712,7 +3712,7 @@
         <w:rPr>
           <w:lang w:val="es_ES" w:bidi="es_ES"/>
         </w:rPr>
-        <w:t xml:space="preserve"> Para el sacrificio de comunión, presentaron 24 bueyes, 60 carneros, 60 chivos y 60 corderos de un año.Estas eran las ofrendas para la dedicación del altar, luego de que fue consagrado.</w:t>
+        <w:t xml:space="preserve"> Para el sacrificio de comunión, presentaron 24 bueyes, 60 carneros, 60 chivos y 60 corderos de 1 año. Estas eran las ofrendas para la dedicación del altar, luego de que fue consagrado.</w:t>
       </w:r>
     </w:p>
     <w:p>
@@ -3733,7 +3733,7 @@
         <w:rPr>
           <w:lang w:val="es_ES" w:bidi="es_ES"/>
         </w:rPr>
-        <w:t xml:space="preserve"> Cuando Moisés entraba en la tienda de reunión para hablar con Dios, escuchaba la voz de Dios. Le hablaba desde encima de la tapa que estaba sobre el arca del pacto, entre los dos querubines.</w:t>
+        <w:t xml:space="preserve"> Cuando Moisés entraba en la tienda de reunión para hablar con Dios, escuchaba la voz de Dios. Le hablaba desde encima de la tapa que estaba sobre el arca del pacto, entre los 2 querubines.</w:t>
       </w:r>
     </w:p>
     <w:p>
@@ -3791,7 +3791,7 @@
         <w:rPr>
           <w:lang w:val="es_ES" w:bidi="es_ES"/>
         </w:rPr>
-        <w:t xml:space="preserve"> —Dile a Aarón que cuando encienda las siete lámparas del candelabro, deben alumbrar hacia delante.</w:t>
+        <w:t xml:space="preserve"> —Dile a Aarón que cuando encienda las 7 lámparas del candelabro, deben alumbrar hacia delante.</w:t>
       </w:r>
     </w:p>
     <w:p>
@@ -4347,13 +4347,13 @@
           <w:vertAlign w:val="superscript"/>
           <w:lang w:val="es_ES" w:bidi="es_ES"/>
         </w:rPr>
-        <w:t>3</w:t>
-      </w:r>
-      <w:r>
-        <w:rPr>
-          <w:lang w:val="es_ES" w:bidi="es_ES"/>
-        </w:rPr>
-        <w:t xml:space="preserve"> —El pueblo de Israel debe celebrar la Pascua cada año. La celebrarán el día catorce del primer mes, comenzando al atardecer. Asegúrate de que sigan todas mis instrucciones al celebrarla.</w:t>
+        <w:t>2-3</w:t>
+      </w:r>
+      <w:r>
+        <w:rPr>
+          <w:lang w:val="es_ES" w:bidi="es_ES"/>
+        </w:rPr>
+        <w:t xml:space="preserve"> —El pueblo de Israel debe celebrar la Pascua cada año. La celebrarán el día 14 del primer mes, comenzando al atardecer. Asegúrate de que sigan todas mis instrucciones al celebrarla.</w:t>
       </w:r>
     </w:p>
     <w:p>
@@ -4395,7 +4395,7 @@
         <w:rPr>
           <w:lang w:val="es_ES" w:bidi="es_ES"/>
         </w:rPr>
-        <w:t xml:space="preserve"> Ellos la celebraron en el desierto de Sinaí al atardecer del día catorce del mes primero. Los israelitas cumplieron todo lo que el Señor le había ordenado a Moisés.</w:t>
+        <w:t xml:space="preserve"> Ellos la celebraron en el desierto de Sinaí al atardecer del día 14 del mes primero. Los israelitas cumplieron todo lo que el Señor le había ordenado a Moisés.</w:t>
       </w:r>
     </w:p>
     <w:p>
@@ -4521,7 +4521,7 @@
         <w:rPr>
           <w:lang w:val="es_ES" w:bidi="es_ES"/>
         </w:rPr>
-        <w:t xml:space="preserve"> La celebrará al atardecer del día catorce del mes segundo. Comerá el cordero con pan sin levadura y hierbas amargas.</w:t>
+        <w:t xml:space="preserve"> La celebrará al atardecer del día 14 del mes segundo. Comerá el cordero con pan sin levadura y hierbas amargas.</w:t>
       </w:r>
     </w:p>
     <w:p>
@@ -4704,7 +4704,7 @@
           <w:vertAlign w:val="superscript"/>
           <w:lang w:val="es_ES" w:bidi="es_ES"/>
         </w:rPr>
-        <w:t>21</w:t>
+        <w:t>20-21</w:t>
       </w:r>
       <w:r>
         <w:rPr>
@@ -4731,7 +4731,7 @@
         <w:rPr>
           <w:lang w:val="es_ES" w:bidi="es_ES"/>
         </w:rPr>
-        <w:t xml:space="preserve"> Si la nube permanecía sobre el santuario dos días, un mes o más tiempo, los israelitas permanecían acampados y no partían. Pero en cuanto se levantaba, se ponían en marcha.</w:t>
+        <w:t xml:space="preserve"> Si la nube permanecía sobre el santuario 2 días, 1 mes o más tiempo, los israelitas permanecían acampados y no partían. Pero en cuanto se levantaba, se ponían en marcha.</w:t>
       </w:r>
     </w:p>
     <w:p>
@@ -4810,7 +4810,7 @@
         <w:rPr>
           <w:lang w:val="es_ES" w:bidi="es_ES"/>
         </w:rPr>
-        <w:t xml:space="preserve"> —Fabrica dos trompetas de plata martillada. Las usarás para convocar al pueblo y para dar la señal de partida a los campamentos.</w:t>
+        <w:t xml:space="preserve"> —Fabrica 2 trompetas de plata martillada. Las usarás para convocar al pueblo y para dar la señal de partida a los campamentos.</w:t>
       </w:r>
     </w:p>
     <w:p>
@@ -4867,7 +4867,7 @@
           <w:vertAlign w:val="superscript"/>
           <w:lang w:val="es_ES" w:bidi="es_ES"/>
         </w:rPr>
-        <w:t>7</w:t>
+        <w:t>5-7</w:t>
       </w:r>
       <w:r>
         <w:rPr>
@@ -4957,7 +4957,7 @@
         <w:rPr>
           <w:lang w:val="es_ES" w:bidi="es_ES"/>
         </w:rPr>
-        <w:t xml:space="preserve"> En el segundo año, el día veinte del segundo mes, la nube se elevó por encima de la tienda de reunión.</w:t>
+        <w:t xml:space="preserve"> En el segundo año, el día 20 del segundo mes, la nube se elevó por encima de la tienda de reunión.</w:t>
       </w:r>
     </w:p>
     <w:p>
@@ -5419,7 +5419,7 @@
         <w:rPr>
           <w:lang w:val="es_ES" w:bidi="es_ES"/>
         </w:rPr>
-        <w:t xml:space="preserve"> Los israelitas salieron del monte del Señor y viajaron durante tres días. El arca del pacto del Señor iba adelante de ellos en busca de un lugar para establecer el campamento.</w:t>
+        <w:t xml:space="preserve"> Los israelitas salieron del monte del Señor y viajaron durante 3 días. El arca del pacto del Señor iba adelante de ellos en busca de un lugar para establecer el campamento.</w:t>
       </w:r>
     </w:p>
     <w:p>
@@ -5576,7 +5576,7 @@
           <w:vertAlign w:val="superscript"/>
           <w:lang w:val="es_ES" w:bidi="es_ES"/>
         </w:rPr>
-        <w:t>5</w:t>
+        <w:t>4-5</w:t>
       </w:r>
       <w:r>
         <w:rPr>
@@ -5729,7 +5729,7 @@
         <w:rPr>
           <w:lang w:val="es_ES" w:bidi="es_ES"/>
         </w:rPr>
-        <w:t xml:space="preserve"> ¿Fui yo quien la engendró? ¿La di yo a luz para que ahora me ordenes: "Cárgalos contra tu pecho como una nodriza carga a su bebé. Llévalos hasta el territorio que bajo juramento prometí a sus padres"?</w:t>
+        <w:t xml:space="preserve"> ¿Fui yo quien la engendró? ¿La di yo a luz para que ahora me ordenes: “Cárgalos contra tu pecho como una nodriza carga a su bebé. Llévalos hasta el territorio que bajo juramento prometí a sus padres”?</w:t>
       </w:r>
     </w:p>
     <w:p>
@@ -5750,7 +5750,7 @@
         <w:rPr>
           <w:lang w:val="es_ES" w:bidi="es_ES"/>
         </w:rPr>
-        <w:t xml:space="preserve"> ¿De dónde voy a sacar carne para darle a toda esta gente? Ellos no dejan de llorarme y me exigen: "¡Danos carne para comer!".</w:t>
+        <w:t xml:space="preserve"> ¿De dónde voy a sacar carne para darle a toda esta gente? Ellos no dejan de llorarme y me exigen: "¡Danos carne para comer!”.</w:t>
       </w:r>
     </w:p>
     <w:p>
@@ -5855,7 +5855,7 @@
         <w:rPr>
           <w:lang w:val="es_ES" w:bidi="es_ES"/>
         </w:rPr>
-        <w:t xml:space="preserve"> »Dile al pueblo que se santifique para mañana, porque comerán carne. El Señor ha escuchado sus lamentos: "¡Ojalá tuviéramos carne para comer! ¡Qué bien estábamos en Egipto!". Ahora el Señor les concederá lo que piden y tendrán que comerla.</w:t>
+        <w:t xml:space="preserve"> »Dile al pueblo que se santifique para mañana, porque comerán carne. El Señor ha escuchado sus lamentos: "¡Ojalá tuviéramos carne para comer! ¡Qué bien estábamos en Egipto!”. Ahora el Señor les concederá lo que piden y tendrán que comerla.</w:t>
       </w:r>
     </w:p>
     <w:p>
@@ -5876,7 +5876,7 @@
         <w:rPr>
           <w:lang w:val="es_ES" w:bidi="es_ES"/>
         </w:rPr>
-        <w:t xml:space="preserve"> No será por un día que la comerán, ni dos días, ni cinco, ni diez, ni veinte.</w:t>
+        <w:t xml:space="preserve"> No será por 1 día que la comerán, ni 2 días, ni 5, ni 10, ni 20.</w:t>
       </w:r>
     </w:p>
     <w:p>
@@ -5897,7 +5897,7 @@
         <w:rPr>
           <w:lang w:val="es_ES" w:bidi="es_ES"/>
         </w:rPr>
-        <w:t xml:space="preserve"> Durante un mes completo tendrán que comerla, hasta que les brote por la nariz y sientan repugnancia. Esto les pasará por haber rechazado al Señor, que habita entre ustedes. Les pasará por haberme llorado diciendo: "¿Por qué habremos salido de Egipto?".</w:t>
+        <w:t xml:space="preserve"> Durante un mes completo tendrán que comerla, hasta que les brote por la nariz y sientan repugnancia. Esto les pasará por haber rechazado al Señor, que habita entre ustedes. Les pasará por haberme llorado diciendo: "¿Por qué habremos salido de Egipto?”.</w:t>
       </w:r>
     </w:p>
     <w:p>
@@ -5918,7 +5918,7 @@
         <w:rPr>
           <w:lang w:val="es_ES" w:bidi="es_ES"/>
         </w:rPr>
-        <w:t xml:space="preserve"> Pero Moisés dijo: —Hay 600.000 hombres de a pie entre los cuales yo me encuentro. ¿Y tú afirmas: "Les daré carne para que coman durante un mes entero"?</w:t>
+        <w:t xml:space="preserve"> Pero Moisés dijo: —Hay 600.000 hombres de a pie entre los cuales yo me encuentro. ¿Y tú afirmas: “Les daré carne para que coman durante un mes entero”?</w:t>
       </w:r>
     </w:p>
     <w:p>
@@ -6023,7 +6023,7 @@
         <w:rPr>
           <w:lang w:val="es_ES" w:bidi="es_ES"/>
         </w:rPr>
-        <w:t xml:space="preserve"> Sin embargo, dos hombres, llamados Eldad y Medad, permanecieron en el campamento. Aunque figuraban en la lista de ancianos, no habían ido a la tienda de reunión. El Espíritu también reposó sobre ellos, y profetizaron allí en el campamento.</w:t>
+        <w:t xml:space="preserve"> Sin embargo, 2 hombres, llamados Eldad y Medad, permanecieron en el campamento. Aunque figuraban en la lista de ancianos, no habían ido a la tienda de reunión. El Espíritu también reposó sobre ellos, y profetizaron allí en el campamento.</w:t>
       </w:r>
     </w:p>
     <w:p>
@@ -6149,7 +6149,7 @@
         <w:rPr>
           <w:lang w:val="es_ES" w:bidi="es_ES"/>
         </w:rPr>
-        <w:t xml:space="preserve"> Durante ese día, toda la noche y el día siguiente, el pueblo estuvo recogiendo codornices. Incluso quien menos recolectó obtuvo alrededor de diez montones. Las extendieron para secarlas por todos los alrededores del campamento.</w:t>
+        <w:t xml:space="preserve"> Durante ese día, toda la noche y el día siguiente, el pueblo estuvo recogiendo codornices. Incluso quien menos recolectó obtuvo alrededor de 10 montones. Las extendieron para secarlas por todos los alrededores del campamento.</w:t>
       </w:r>
     </w:p>
     <w:p>
@@ -6191,7 +6191,7 @@
         <w:rPr>
           <w:lang w:val="es_ES" w:bidi="es_ES"/>
         </w:rPr>
-        <w:t xml:space="preserve"> Por eso llamaron a aquel lugar Quibrot Hataavá,Quibrot Hataavá: En hebreo, las palabras Quibrot Hatavá quieren decir sepultura de la glotonería." class="footnote-marker"&gt;1 porque allí enterraron a los que habían codiciado.</w:t>
+        <w:t xml:space="preserve"> Por eso llamaron a aquel lugar Quibrot Hatavá, porque allí enterraron a los que habían codiciado.</w:t>
       </w:r>
     </w:p>
     <w:p>
@@ -6212,7 +6212,7 @@
         <w:rPr>
           <w:lang w:val="es_ES" w:bidi="es_ES"/>
         </w:rPr>
-        <w:t xml:space="preserve"> De Quibrot Hataavá el pueblo partió hacia Hazerot, y allí permaneció.</w:t>
+        <w:t xml:space="preserve"> De Quibrot Hatavá el pueblo partió hacia Hazerot, y allí permaneció.</w:t>
       </w:r>
     </w:p>
     <w:p>
@@ -6285,13 +6285,13 @@
           <w:vertAlign w:val="superscript"/>
           <w:lang w:val="es_ES" w:bidi="es_ES"/>
         </w:rPr>
-        <w:t>4</w:t>
-      </w:r>
-      <w:r>
-        <w:rPr>
-          <w:lang w:val="es_ES" w:bidi="es_ES"/>
-        </w:rPr>
-        <w:t xml:space="preserve"> Cabe mencionar que Moisés era un hombre extremadamente humilde, el más humilde de toda la tierra. Sin aviso, el Señor convocó a Moisés, Aarón y Miriam: —Ustedes tres, vengan a la tienda de reunión. Y los tres fueron.</w:t>
+        <w:t>3-4</w:t>
+      </w:r>
+      <w:r>
+        <w:rPr>
+          <w:lang w:val="es_ES" w:bidi="es_ES"/>
+        </w:rPr>
+        <w:t xml:space="preserve"> Cabe mencionar que Moisés era un hombre extremadamente humilde, el más humilde de toda la tierra. Sin aviso, el Señor convocó a Moisés, Aarón y Miriam: —Ustedes 3, vengan a la tienda de reunión. Y los 3 fueron.</w:t>
       </w:r>
     </w:p>
     <w:p>
@@ -6312,7 +6312,7 @@
         <w:rPr>
           <w:lang w:val="es_ES" w:bidi="es_ES"/>
         </w:rPr>
-        <w:t xml:space="preserve"> El Señor bajó en una columna de nube y se situó a la entrada de la tienda. Convocó a Aarón y Miriam, y los dos se acercaron.</w:t>
+        <w:t xml:space="preserve"> El Señor bajó en una columna de nube y se situó a la entrada de la tienda. Convocó a Aarón y Miriam, y los 2 se acercaron.</w:t>
       </w:r>
     </w:p>
     <w:p>
@@ -6333,7 +6333,7 @@
         <w:rPr>
           <w:lang w:val="es_ES" w:bidi="es_ES"/>
         </w:rPr>
-        <w:t xml:space="preserve"> El Señor dijo:—Oigan lo que voy a decir. Cuando tienen un profeta entre ustedes, yo, el Señor, me revelo a él mediante visiones. Hablo con él en sueños.</w:t>
+        <w:t xml:space="preserve"> El Señor dijo: —Oigan lo que voy a decir. Cuando tienen un profeta entre ustedes, yo, el Señor, me revelo a él mediante visiones. Hablo con él en sueños.</w:t>
       </w:r>
     </w:p>
     <w:p>
@@ -6501,7 +6501,7 @@
         <w:rPr>
           <w:lang w:val="es_ES" w:bidi="es_ES"/>
         </w:rPr>
-        <w:t xml:space="preserve"> El Señor le respondió a Moisés: —Cuando un padre escupe en la cara de su hija, ¿no debe ella pasar siete días en vergüenza? Manténganla fuera del campamento esos siete días. Después, que regrese.</w:t>
+        <w:t xml:space="preserve"> El Señor le respondió a Moisés: —Cuando un padre escupe en la cara de su hija, ¿no debe ella pasar 7 días en vergüenza? Manténganla fuera del campamento esos 7 días. Después, que regrese.</w:t>
       </w:r>
     </w:p>
     <w:p>
@@ -6522,7 +6522,7 @@
         <w:rPr>
           <w:lang w:val="es_ES" w:bidi="es_ES"/>
         </w:rPr>
-        <w:t xml:space="preserve"> Miriam permaneció aislada del campamento durante siete días. El pueblo esperó su regreso para continuar.</w:t>
+        <w:t xml:space="preserve"> Miriam permaneció aislada del campamento durante 7 días. El pueblo esperó su regreso para continuar.</w:t>
       </w:r>
     </w:p>
     <w:p>
@@ -6616,7 +6616,7 @@
           <w:vertAlign w:val="superscript"/>
           <w:lang w:val="es_ES" w:bidi="es_ES"/>
         </w:rPr>
-        <w:t>15</w:t>
+        <w:t>3-15</w:t>
       </w:r>
       <w:r>
         <w:rPr>
@@ -6664,7 +6664,7 @@
         <w:rPr>
           <w:lang w:val="es_ES" w:bidi="es_ES"/>
         </w:rPr>
-        <w:t xml:space="preserve"> Antes de partir a explorar la tierra, Moisés les instruyó: —Diríganse primero al Néguev y después continúen hacia las montañas.</w:t>
+        <w:t xml:space="preserve"> Antes de partir a explorar la tierra, Moisés les instruyó: —Diríjanse primero al Néguev y después continúen hacia las montañas.</w:t>
       </w:r>
     </w:p>
     <w:p>
@@ -6769,7 +6769,7 @@
         <w:rPr>
           <w:lang w:val="es_ES" w:bidi="es_ES"/>
         </w:rPr>
-        <w:t xml:space="preserve"> Cruzaron el Néguev en dirección a Hebrón. Allí vivían Ajimán, Sesay y Talmay, de la estirpe de Anac. La ciudad tenía siete años más de antigüedad que Zoán en Egipto.</w:t>
+        <w:t xml:space="preserve"> Cruzaron el Néguev en dirección a Hebrón. Allí vivían Ajimán, Sesay y Talmay, de la estirpe de Anac. La ciudad tenía 7 años más de antigüedad que Zoán en Egipto.</w:t>
       </w:r>
     </w:p>
     <w:p>
@@ -6790,7 +6790,7 @@
         <w:rPr>
           <w:lang w:val="es_ES" w:bidi="es_ES"/>
         </w:rPr>
-        <w:t xml:space="preserve"> Cuando alcanzaron el valle de Escol, cortaron un racimo de uvas que debieron transportar entre dos hombres usando una vara. Además llevaron granadas e higos.</w:t>
+        <w:t xml:space="preserve"> Cuando alcanzaron el valle de Escol, cortaron un racimo de uvas que debieron transportar entre 7 hombres usando una vara. Además llevaron granadas e higos.</w:t>
       </w:r>
     </w:p>
     <w:p>
@@ -6811,7 +6811,7 @@
         <w:rPr>
           <w:lang w:val="es_ES" w:bidi="es_ES"/>
         </w:rPr>
-        <w:t xml:space="preserve"> Por aquel racimo dieron al lugar el nombre de valle de Escol.Escol: La palabra Escol en hebreo quiere decir racimo." class="footnote-marker"&gt;1</w:t>
+        <w:t xml:space="preserve"> Por aquel racimo dieron al lugar el nombre de valle de Escol.</w:t>
       </w:r>
     </w:p>
     <w:p>
@@ -6832,7 +6832,7 @@
         <w:rPr>
           <w:lang w:val="es_ES" w:bidi="es_ES"/>
         </w:rPr>
-        <w:t xml:space="preserve"> Cuarenta días después, regresaron del reconocimiento.</w:t>
+        <w:t xml:space="preserve"> Pasados 40 días, regresaron del reconocimiento.</w:t>
       </w:r>
     </w:p>
     <w:p>
@@ -6958,7 +6958,7 @@
         <w:rPr>
           <w:lang w:val="es_ES" w:bidi="es_ES"/>
         </w:rPr>
-        <w:t xml:space="preserve"> Sin embargo, los hombres que habían ido con Caleb para reconocer la tierra dijeron:—Imposible atacar a esa gente. Nos superan en fuerza.</w:t>
+        <w:t xml:space="preserve"> Sin embargo, los hombres que habían ido con Caleb para reconocer la tierra dijeron: —Imposible atacar a esa gente. Nos superan en fuerza.</w:t>
       </w:r>
     </w:p>
     <w:p>
@@ -7142,7 +7142,7 @@
         <w:rPr>
           <w:lang w:val="es_ES" w:bidi="es_ES"/>
         </w:rPr>
-        <w:t xml:space="preserve"> Dos de quienes habían reconocido la tierra desgarraron su ropa. Eran Josué, hijo de Nun y Caleb, hijo de Jefone.</w:t>
+        <w:t xml:space="preserve"> Desgarraron su ropa 2 de los que habían reconocido la tierra. Eran Josué, hijo de Nun y Caleb, hijo de Jefone.</w:t>
       </w:r>
     </w:p>
     <w:p>
@@ -7247,7 +7247,7 @@
         <w:rPr>
           <w:lang w:val="es_ES" w:bidi="es_ES"/>
         </w:rPr>
-        <w:t xml:space="preserve"> El Señor se dirigió a Moisés:—¿Cuánto tiempo más me despreciará esta gente? ¿Cuánto más dudarán de mí después de tantos prodigios ante sus ojos?</w:t>
+        <w:t xml:space="preserve"> El Señor se dirigió a Moisés: —¿Cuánto tiempo más me despreciará esta gente? ¿Cuánto más dudarán de mí después de tantos prodigios ante sus ojos?</w:t>
       </w:r>
     </w:p>
     <w:p>
@@ -7289,7 +7289,7 @@
         <w:rPr>
           <w:lang w:val="es_ES" w:bidi="es_ES"/>
         </w:rPr>
-        <w:t xml:space="preserve"> Moisés replicó al Señor:—Los egipcios se enterarán de esto. Recuerda que de entre ellos liberaste a este pueblo con tu fuerza.</w:t>
+        <w:t xml:space="preserve"> Moisés replicó al Señor: —Los egipcios se enterarán de esto. Recuerda que de entre ellos liberaste a este pueblo con tu fuerza.</w:t>
       </w:r>
     </w:p>
     <w:p>
@@ -7352,7 +7352,7 @@
         <w:rPr>
           <w:lang w:val="es_ES" w:bidi="es_ES"/>
         </w:rPr>
-        <w:t xml:space="preserve"> "El Señor acabó con ellos en el desierto por su incapacidad de llevarlos a la tierra que había prometido".</w:t>
+        <w:t xml:space="preserve"> "El Señor acabó con ellos en el desierto por su incapacidad de llevarlos a la tierra que había prometido”.</w:t>
       </w:r>
     </w:p>
     <w:p>
@@ -7394,7 +7394,7 @@
         <w:rPr>
           <w:lang w:val="es_ES" w:bidi="es_ES"/>
         </w:rPr>
-        <w:t xml:space="preserve"> "El Señor está lleno de compasión. Es lento para la ira y tiene amor inmenso. Absuelve la culpa y la transgresión, aunque no exime de consecuencias. Visita la maldad de los ancestros en sus descendientes hasta tres y cuatro generaciones".</w:t>
+        <w:t xml:space="preserve"> "El Señor está lleno de compasión. Es lento para la ira y tiene amor inmenso. Absuelve la culpa y la transgresión, aunque no exime de consecuencias. Visita la maldad de los ancestros en sus descendientes hasta 3 y 4 generaciones”.</w:t>
       </w:r>
     </w:p>
     <w:p>
@@ -7436,7 +7436,7 @@
         <w:rPr>
           <w:lang w:val="es_ES" w:bidi="es_ES"/>
         </w:rPr>
-        <w:t xml:space="preserve"> El Señor respondió:—Los perdono, tal como pediste.</w:t>
+        <w:t xml:space="preserve"> El Señor respondió: —Los perdono, tal como pediste.</w:t>
       </w:r>
     </w:p>
     <w:p>
@@ -7604,7 +7604,7 @@
         <w:rPr>
           <w:lang w:val="es_ES" w:bidi="es_ES"/>
         </w:rPr>
-        <w:t xml:space="preserve"> Comunícales esto: "Juro por mi vida que les concederé precisamente lo que expresaron ante mí.</w:t>
+        <w:t xml:space="preserve"> Comunícales esto: “Juro por mi vida que les concederé precisamente lo que expresaron ante mí.</w:t>
       </w:r>
     </w:p>
     <w:p>
@@ -7709,7 +7709,7 @@
         <w:rPr>
           <w:lang w:val="es_ES" w:bidi="es_ES"/>
         </w:rPr>
-        <w:t xml:space="preserve"> Sus hijos vagarán por el desierto durante cuarenta años. Pagarán por su deslealtad hasta que perezca el último de ustedes en este lugar.</w:t>
+        <w:t xml:space="preserve"> Sus hijos vagarán por el desierto durante 40 años. Pagarán por su deslealtad hasta que perezca el último de ustedes en este lugar.</w:t>
       </w:r>
     </w:p>
     <w:p>
@@ -7730,7 +7730,7 @@
         <w:rPr>
           <w:lang w:val="es_ES" w:bidi="es_ES"/>
         </w:rPr>
-        <w:t xml:space="preserve"> Por cada uno de los cuarenta días que reconocieron la tierra, sufrirán un año. Cuarenta años en total soportarán su culpa y conocerán mi oposición".</w:t>
+        <w:t xml:space="preserve"> Por cada uno de los 40 días que reconocieron la tierra, sufrirán 1 año. Soportarán su culpa 40 años en total, y conocerán mi oposición”.</w:t>
       </w:r>
     </w:p>
     <w:p>
@@ -7766,13 +7766,13 @@
           <w:vertAlign w:val="superscript"/>
           <w:lang w:val="es_ES" w:bidi="es_ES"/>
         </w:rPr>
-        <w:t>38</w:t>
-      </w:r>
-      <w:r>
-        <w:rPr>
-          <w:lang w:val="es_ES" w:bidi="es_ES"/>
-        </w:rPr>
-        <w:t xml:space="preserve"> Aquellos diez espías perecieron fulminados por plaga divina. Eran los responsables de desacreditar la tierra y aterrorizar al pueblo. Solo Josué y Caleb sobrevivieron.</w:t>
+        <w:t>36-38</w:t>
+      </w:r>
+      <w:r>
+        <w:rPr>
+          <w:lang w:val="es_ES" w:bidi="es_ES"/>
+        </w:rPr>
+        <w:t xml:space="preserve"> Aquellos 10 espías perecieron fulminados por plaga divina. Eran los responsables de desacreditar la tierra y aterrorizar al pueblo. Solo Josué y Caleb sobrevivieron.</w:t>
       </w:r>
     </w:p>
     <w:p>
@@ -7814,7 +7814,7 @@
         <w:rPr>
           <w:lang w:val="es_ES" w:bidi="es_ES"/>
         </w:rPr>
-        <w:t xml:space="preserve"> Al amanecer siguiente escalaron hacia las alturas del monte proclamando:—Iremos ahora al territorio que el Señor ofreció, pues reconocemos nuestro error.</w:t>
+        <w:t xml:space="preserve"> Al amanecer siguiente escalaron hacia las alturas del monte proclamando: —Iremos ahora al territorio que el Señor ofreció, pues reconocemos nuestro error.</w:t>
       </w:r>
     </w:p>
     <w:p>
@@ -7835,7 +7835,7 @@
         <w:rPr>
           <w:lang w:val="es_ES" w:bidi="es_ES"/>
         </w:rPr>
-        <w:t xml:space="preserve"> Moisés les advirtió:—¿Por qué van contra lo mandado por el Señor? Fracasarán.</w:t>
+        <w:t xml:space="preserve"> Moisés les advirtió: —¿Por qué van contra lo mandado por el Señor? Fracasarán.</w:t>
       </w:r>
     </w:p>
     <w:p>
@@ -7919,7 +7919,7 @@
         <w:rPr>
           <w:lang w:val="es_ES" w:bidi="es_ES"/>
         </w:rPr>
-        <w:t xml:space="preserve"> Los amalecitas y cananeos bajaron desde las alturas y los aniquilaron.</w:t>
+        <w:t xml:space="preserve"> Los amalecitas y los cananeos bajaron desde las alturas y los aniquilaron.</w:t>
       </w:r>
     </w:p>
     <w:p>
@@ -8082,22 +8082,22 @@
         <w:rPr>
           <w:lang w:val="es_ES" w:bidi="es_ES"/>
         </w:rPr>
-        <w:t xml:space="preserve"> Incluirás un litro y medio de vino como ofrenda derramada. Todo esto producirá una fragancia que complace al Señor.</w:t>
-      </w:r>
-    </w:p>
-    <w:p>
-      <w:pPr/>
-      <w:r>
-        <w:rPr>
-          <w:lang w:val="es_ES" w:bidi="es_ES"/>
-        </w:rPr>
-      </w:r>
-      <w:r>
-        <w:rPr>
-          <w:vertAlign w:val="superscript"/>
-          <w:lang w:val="es_ES" w:bidi="es_ES"/>
-        </w:rPr>
-        <w:t>9</w:t>
+        <w:t xml:space="preserve"> Incluirás 1,5 litros de vino como ofrenda derramada. Todo esto producirá una fragancia que complace al Señor.</w:t>
+      </w:r>
+    </w:p>
+    <w:p>
+      <w:pPr/>
+      <w:r>
+        <w:rPr>
+          <w:lang w:val="es_ES" w:bidi="es_ES"/>
+        </w:rPr>
+      </w:r>
+      <w:r>
+        <w:rPr>
+          <w:vertAlign w:val="superscript"/>
+          <w:lang w:val="es_ES" w:bidi="es_ES"/>
+        </w:rPr>
+        <w:t>8-9</w:t>
       </w:r>
       <w:r>
         <w:rPr>
@@ -8139,7 +8139,7 @@
           <w:vertAlign w:val="superscript"/>
           <w:lang w:val="es_ES" w:bidi="es_ES"/>
         </w:rPr>
-        <w:t>12</w:t>
+        <w:t>11-12</w:t>
       </w:r>
       <w:r>
         <w:rPr>
@@ -8160,7 +8160,7 @@
           <w:vertAlign w:val="superscript"/>
           <w:lang w:val="es_ES" w:bidi="es_ES"/>
         </w:rPr>
-        <w:t>14</w:t>
+        <w:t>13-14</w:t>
       </w:r>
       <w:r>
         <w:rPr>
@@ -8181,7 +8181,7 @@
           <w:vertAlign w:val="superscript"/>
           <w:lang w:val="es_ES" w:bidi="es_ES"/>
         </w:rPr>
-        <w:t>16</w:t>
+        <w:t>15-16</w:t>
       </w:r>
       <w:r>
         <w:rPr>
@@ -8229,22 +8229,22 @@
         <w:rPr>
           <w:lang w:val="es_ES" w:bidi="es_ES"/>
         </w:rPr>
-        <w:t xml:space="preserve"> que les dijera a los israelitas:—Una vez que estén en el territorio que les entrego,</w:t>
-      </w:r>
-    </w:p>
-    <w:p>
-      <w:pPr/>
-      <w:r>
-        <w:rPr>
-          <w:lang w:val="es_ES" w:bidi="es_ES"/>
-        </w:rPr>
-      </w:r>
-      <w:r>
-        <w:rPr>
-          <w:vertAlign w:val="superscript"/>
-          <w:lang w:val="es_ES" w:bidi="es_ES"/>
-        </w:rPr>
-        <w:t>21</w:t>
+        <w:t xml:space="preserve"> que les dijera a los israelitas: —Una vez que estén en el territorio que les entrego,</w:t>
+      </w:r>
+    </w:p>
+    <w:p>
+      <w:pPr/>
+      <w:r>
+        <w:rPr>
+          <w:lang w:val="es_ES" w:bidi="es_ES"/>
+        </w:rPr>
+      </w:r>
+      <w:r>
+        <w:rPr>
+          <w:vertAlign w:val="superscript"/>
+          <w:lang w:val="es_ES" w:bidi="es_ES"/>
+        </w:rPr>
+        <w:t>19-21</w:t>
       </w:r>
       <w:r>
         <w:rPr>
@@ -8265,7 +8265,7 @@
           <w:vertAlign w:val="superscript"/>
           <w:lang w:val="es_ES" w:bidi="es_ES"/>
         </w:rPr>
-        <w:t>23</w:t>
+        <w:t>22-23</w:t>
       </w:r>
       <w:r>
         <w:rPr>
@@ -8313,7 +8313,7 @@
         <w:rPr>
           <w:lang w:val="es_ES" w:bidi="es_ES"/>
         </w:rPr>
-        <w:t xml:space="preserve"> El sacerdote realizará el ritual de expiación. Lo hará a favor de toda la comunidad israelita para que reciban perdón. Fue una falta involuntaria y cumplieron con presentar ante el Señor tanto la ofrenda quemada como el sacrificio expiatorio.</w:t>
+        <w:t xml:space="preserve"> El sacerdote realizará el ritual de expiación. Lo hará a favor de toda la comunidad israelita para que reciban perdón. Fue una falta involuntaria y cumplieron con presentar ante el Señor tanto la ofrenda quemada como el sacrificio de expiación.</w:t>
       </w:r>
     </w:p>
     <w:p>
@@ -8355,7 +8355,7 @@
         <w:rPr>
           <w:lang w:val="es_ES" w:bidi="es_ES"/>
         </w:rPr>
-        <w:t xml:space="preserve"> »Si una sola persona peca sin intención, deberá ofrecer una cabra de un año como sacrificio expiatorio.</w:t>
+        <w:t xml:space="preserve"> »Si una sola persona peca sin intención, deberá ofrecer una cabra de 1 año como sacrificio de expiación.</w:t>
       </w:r>
     </w:p>
     <w:p>
@@ -8460,7 +8460,7 @@
         <w:rPr>
           <w:lang w:val="es_ES" w:bidi="es_ES"/>
         </w:rPr>
-        <w:t xml:space="preserve"> Durante su tiempo en el desierto, los israelitas descubrieron a un hombre que juntaba leña en sábado.</w:t>
+        <w:t xml:space="preserve"> Durante su tiempo en el desierto, los israelitas descubrieron a un hombre que juntaba leña en día de reposo.</w:t>
       </w:r>
     </w:p>
     <w:p>
@@ -8523,7 +8523,7 @@
         <w:rPr>
           <w:lang w:val="es_ES" w:bidi="es_ES"/>
         </w:rPr>
-        <w:t xml:space="preserve"> Entonces el Señor habló a Moisés:—La sentencia para ese hombre es la muerte por apedreamiento. Que la comunidad entera lo ejecute fuera del campamento.</w:t>
+        <w:t xml:space="preserve"> Entonces el Señor habló a Moisés: —La sentencia para ese hombre es la muerte por apedreamiento. Que la comunidad entera lo ejecute fuera del campamento.</w:t>
       </w:r>
     </w:p>
     <w:p>
@@ -8707,7 +8707,7 @@
         <w:rPr>
           <w:lang w:val="es_ES" w:bidi="es_ES"/>
         </w:rPr>
-        <w:t xml:space="preserve"> iniciaron una insurrección contra Moisés. Los respaldaron 250 jefes israelitas. Todos estos jefes fueron miembros de la asamblea y personas influyentes en el pueblo.</w:t>
+        <w:t xml:space="preserve"> iniciaron una insurrección contra Moisés. Los respaldaron 250 jefes israelitas. Todos estos jefes eran miembros de la asamblea y personas influyentes en el pueblo.</w:t>
       </w:r>
     </w:p>
     <w:p>
@@ -8728,7 +8728,7 @@
         <w:rPr>
           <w:lang w:val="es_ES" w:bidi="es_ES"/>
         </w:rPr>
-        <w:t xml:space="preserve"> Se reunieron contra Moisés y Aarón y les dijeron:—¡Ya es suficiente! Todo el pueblo es santo, y el Señor está en medio de ellos. ¿Por qué se colocan ustedes por encima del pueblo del Señor?</w:t>
+        <w:t xml:space="preserve"> Se reunieron contra Moisés y Aarón y les dijeron: —¡Ya es suficiente! Todo el pueblo es santo, y el Señor está en medio de ellos. ¿Por qué se colocan ustedes por encima del pueblo del Señor?</w:t>
       </w:r>
     </w:p>
     <w:p>
@@ -8770,7 +8770,7 @@
         <w:rPr>
           <w:lang w:val="es_ES" w:bidi="es_ES"/>
         </w:rPr>
-        <w:t xml:space="preserve"> Luego le dijo a Coré y a todos sus seguidores:—Mañana el Señor mostrará quién le pertenece, quién es santo y quién puede acercarse a él como sacerdote.</w:t>
+        <w:t xml:space="preserve"> Luego le dijo a Coré y a todos sus seguidores: —Mañana el Señor mostrará quién le pertenece, quién es santo y quién puede acercarse a él como sacerdote.</w:t>
       </w:r>
     </w:p>
     <w:p>
@@ -8833,7 +8833,7 @@
         <w:rPr>
           <w:lang w:val="es_ES" w:bidi="es_ES"/>
         </w:rPr>
-        <w:t xml:space="preserve"> Luego Moisés añadió a Coré:—Hijos de Leví, escúchenme.</w:t>
+        <w:t xml:space="preserve"> Luego Moisés añadió a Coré: —Hijos de Leví, escúchenme.</w:t>
       </w:r>
     </w:p>
     <w:p>
@@ -8917,7 +8917,7 @@
         <w:rPr>
           <w:lang w:val="es_ES" w:bidi="es_ES"/>
         </w:rPr>
-        <w:t xml:space="preserve"> Entonces Moisés mandó llamar a Datán y a Abirán, hijos de Eliab, pero ellos respondieron:—No iremos.</w:t>
+        <w:t xml:space="preserve"> Entonces Moisés mandó llamar a Datán y a Abirán, hijos de Eliab, pero ellos respondieron: —No iremos.</w:t>
       </w:r>
     </w:p>
     <w:p>
@@ -8980,7 +8980,7 @@
         <w:rPr>
           <w:lang w:val="es_ES" w:bidi="es_ES"/>
         </w:rPr>
-        <w:t xml:space="preserve"> Entonces Moisés se enojó muchísimo y le dijo al Señor:—No aceptes sus ofrendas. Ni un solo burro he tomado de ellos, ni le he hecho daño a ninguno.</w:t>
+        <w:t xml:space="preserve"> Entonces Moisés se enojó muchísimo y le dijo al Señor: —No aceptes sus ofrendas. Ni un solo burro he tomado de ellos, ni le he hecho daño a ninguno.</w:t>
       </w:r>
     </w:p>
     <w:p>
@@ -9001,7 +9001,7 @@
         <w:rPr>
           <w:lang w:val="es_ES" w:bidi="es_ES"/>
         </w:rPr>
-        <w:t xml:space="preserve"> Luego Moisés le dijo a Coré:—Tú y los tuyos preséntense mañana delante del Señor. Aarón también se presentará.</w:t>
+        <w:t xml:space="preserve"> Luego Moisés le dijo a Coré: —Tú y los tuyos preséntense mañana delante del Señor. Aarón también se presentará.</w:t>
       </w:r>
     </w:p>
     <w:p>
@@ -9211,7 +9211,7 @@
         <w:rPr>
           <w:lang w:val="es_ES" w:bidi="es_ES"/>
         </w:rPr>
-        <w:t xml:space="preserve"> Entonces le advirtió al pueblo:—Aléjense ahora mismo de las tiendas de estos hombres malvados. No toquen nada de lo que les pertenece, no sea que sean destruidos junto con ellos por todos sus pecados.</w:t>
+        <w:t xml:space="preserve"> Entonces le advirtió al pueblo: —Aléjense ahora mismo de las tiendas de estos hombres malvados. No toquen nada de lo que les pertenece, no sea que sean destruidos junto con ellos por todos sus pecados.</w:t>
       </w:r>
     </w:p>
     <w:p>
@@ -9253,7 +9253,7 @@
         <w:rPr>
           <w:lang w:val="es_ES" w:bidi="es_ES"/>
         </w:rPr>
-        <w:t xml:space="preserve"> Y Moisés dijo:—Con esto sabrán que el Señor me ha enviado para hacer todas estas obras. Sabrán que no las he hecho por mi cuenta.</w:t>
+        <w:t xml:space="preserve"> Y Moisés dijo: —Con esto sabrán que el Señor me ha enviado para hacer todas estas obras. Sabrán que no las he hecho por mi cuenta.</w:t>
       </w:r>
     </w:p>
     <w:p>
@@ -9610,7 +9610,7 @@
         <w:rPr>
           <w:lang w:val="es_ES" w:bidi="es_ES"/>
         </w:rPr>
-        <w:t xml:space="preserve"> —Apártate de este pueblo para que pueda destruirlo en un momento.Pero Moisés y Aarón se postraron en tierra delante del Señor.</w:t>
+        <w:t xml:space="preserve"> —Apártate de este pueblo para que pueda destruirlo en un momento. Pero Moisés y Aarón se postraron en tierra delante del Señor.</w:t>
       </w:r>
     </w:p>
     <w:p>
@@ -9941,7 +9941,7 @@
         <w:rPr>
           <w:lang w:val="es_ES" w:bidi="es_ES"/>
         </w:rPr>
-        <w:t xml:space="preserve"> El Señor le dijo a Moisés:—Coloca la vara de Aarón delante del arca del pacto como señal para los rebeldes. Así cesarán sus quejas contra ti y no morirán.</w:t>
+        <w:t xml:space="preserve"> El Señor le dijo a Moisés: —Coloca la vara de Aarón delante del arca del pacto como señal para los rebeldes. Así cesarán sus quejas contra ti y no morirán.</w:t>
       </w:r>
     </w:p>
     <w:p>
@@ -9977,13 +9977,13 @@
           <w:vertAlign w:val="superscript"/>
           <w:lang w:val="es_ES" w:bidi="es_ES"/>
         </w:rPr>
-        <w:t>13</w:t>
-      </w:r>
-      <w:r>
-        <w:rPr>
-          <w:lang w:val="es_ES" w:bidi="es_ES"/>
-        </w:rPr>
-        <w:t xml:space="preserve"> Pero los israelitas le dijeron a Moisés:—¡Estamos perdidos! Todo el que se acerca al santuario muere. ¿Vamos a morir todos?</w:t>
+        <w:t>12-13</w:t>
+      </w:r>
+      <w:r>
+        <w:rPr>
+          <w:lang w:val="es_ES" w:bidi="es_ES"/>
+        </w:rPr>
+        <w:t xml:space="preserve"> Pero los israelitas le dijeron a Moisés: —¡Estamos perdidos! Todo el que se acerca al santuario muere. ¿Vamos a morir todos?</w:t>
       </w:r>
     </w:p>
     <w:p>
@@ -10035,7 +10035,7 @@
           <w:vertAlign w:val="superscript"/>
           <w:lang w:val="es_ES" w:bidi="es_ES"/>
         </w:rPr>
-        <w:t>3</w:t>
+        <w:t>2-3</w:t>
       </w:r>
       <w:r>
         <w:rPr>
@@ -10146,7 +10146,7 @@
         <w:rPr>
           <w:lang w:val="es_ES" w:bidi="es_ES"/>
         </w:rPr>
-        <w:t xml:space="preserve"> Además, el Señor le dijo a Aarón:—Yo te he dado la responsabilidad de las ofrendas que me presentan los israelitas. Todas las ofrendas sagradas te las doy a ti y a tus hijos como porción y derecho permanente.</w:t>
+        <w:t xml:space="preserve"> Además, el Señor le dijo a Aarón: —Yo te he dado la responsabilidad de las ofrendas que me presentan los israelitas. Todas las ofrendas sagradas te las doy a ti y a tus hijos como porción y derecho permanente.</w:t>
       </w:r>
     </w:p>
     <w:p>
@@ -10167,7 +10167,7 @@
         <w:rPr>
           <w:lang w:val="es_ES" w:bidi="es_ES"/>
         </w:rPr>
-        <w:t xml:space="preserve"> De las ofrendas más sagradas que me presenten y que no se queman en el altar, recibirás una porción. una porción de todas las ofrendas de grano, de todas las ofrendas por el pecado y de todas las ofrendas por la culpa. Esa porción sagrada será para ti y para tus hijos.</w:t>
+        <w:t xml:space="preserve"> De las ofrendas más sagradas que me presenten y que no se queman en el altar, recibirás una porción: una porción de todas las ofrendas de grano, de todas las ofrendas por el pecado y de todas las ofrendas por la culpa. Esa porción sagrada será para ti y para tus hijos.</w:t>
       </w:r>
     </w:p>
     <w:p>
@@ -10266,7 +10266,7 @@
           <w:vertAlign w:val="superscript"/>
           <w:lang w:val="es_ES" w:bidi="es_ES"/>
         </w:rPr>
-        <w:t>15</w:t>
+        <w:t>14-15</w:t>
       </w:r>
       <w:r>
         <w:rPr>
@@ -10377,7 +10377,7 @@
         <w:rPr>
           <w:lang w:val="es_ES" w:bidi="es_ES"/>
         </w:rPr>
-        <w:t xml:space="preserve"> Y el Señor le dijo a Aarón:—No heredarás tierra en medio de ellos. Tampoco tendrás porción entre ellos. Yo soy tu porción y tu heredad en medio de los israelitas.</w:t>
+        <w:t xml:space="preserve"> Y el Señor le dijo a Aarón: —No heredarás tierra en medio de ellos. Tampoco tendrás porción entre ellos. Yo soy tu porción y tu heredad en medio de los israelitas.</w:t>
       </w:r>
     </w:p>
     <w:p>
@@ -10503,7 +10503,7 @@
         <w:rPr>
           <w:lang w:val="es_ES" w:bidi="es_ES"/>
         </w:rPr>
-        <w:t xml:space="preserve"> que les dijera a los levitas: —Den al Señor el diezmo de los diezmos que reciban.</w:t>
+        <w:t xml:space="preserve"> que les dijera a los levitas: —Den al Señor la décima parte de los diezmos que reciban.</w:t>
       </w:r>
     </w:p>
     <w:p>
@@ -10539,13 +10539,13 @@
           <w:vertAlign w:val="superscript"/>
           <w:lang w:val="es_ES" w:bidi="es_ES"/>
         </w:rPr>
-        <w:t>29</w:t>
-      </w:r>
-      <w:r>
-        <w:rPr>
-          <w:lang w:val="es_ES" w:bidi="es_ES"/>
-        </w:rPr>
-        <w:t xml:space="preserve"> El diezmo de los diezmos será escogido de la mejor parte de los diezmos recibidos. Será la porción del Señor que entregarán a Aarón, el sacerdote.</w:t>
+        <w:t>28-29</w:t>
+      </w:r>
+      <w:r>
+        <w:rPr>
+          <w:lang w:val="es_ES" w:bidi="es_ES"/>
+        </w:rPr>
+        <w:t xml:space="preserve"> La décima parte de los diezmos será escogida de la mejor parte de los diezmos recibidos. Será la porción del Señor que entregarán a Aarón, el sacerdote.</w:t>
       </w:r>
     </w:p>
     <w:p>
@@ -10708,7 +10708,7 @@
         <w:rPr>
           <w:lang w:val="es_ES" w:bidi="es_ES"/>
         </w:rPr>
-        <w:t xml:space="preserve"> Luego el sacerdote Eleazar tomará un poco de la sangre con el dedo. La rociará siete veces en dirección a la tienda de reunión.</w:t>
+        <w:t xml:space="preserve"> Luego el sacerdote Eleazar tomará un poco de la sangre con el dedo. La rociará 7 veces en dirección a la tienda de reunión.</w:t>
       </w:r>
     </w:p>
     <w:p>
@@ -10855,7 +10855,7 @@
         <w:rPr>
           <w:lang w:val="es_ES" w:bidi="es_ES"/>
         </w:rPr>
-        <w:t xml:space="preserve"> »Cualquiera que toque un cadáver quedará impuro durante siete días.</w:t>
+        <w:t xml:space="preserve"> »Cualquiera que toque un cadáver quedará impuro durante 7 días.</w:t>
       </w:r>
     </w:p>
     <w:p>
@@ -10918,7 +10918,7 @@
         <w:rPr>
           <w:lang w:val="es_ES" w:bidi="es_ES"/>
         </w:rPr>
-        <w:t xml:space="preserve"> »Esta es la ley para cuando alguien muere dentro de una tienda. Todo el que entre en la tienda y todo lo que esté dentro de ella quedará impuro durante siete días.</w:t>
+        <w:t xml:space="preserve"> »Esta es la ley para cuando alguien muere dentro de una tienda. Todo el que entre en la tienda y todo lo que esté dentro de ella quedará impuro durante 7 días.</w:t>
       </w:r>
     </w:p>
     <w:p>
@@ -10960,7 +10960,7 @@
         <w:rPr>
           <w:lang w:val="es_ES" w:bidi="es_ES"/>
         </w:rPr>
-        <w:t xml:space="preserve"> »Puede ocurrir que en campo abierto una persona toque a alguien que haya sido muerto a espada. Puede ocurrir que toque a alguien que haya muerto de muerte natural. Puede ser que toque un hueso humano o una tumba. Todo el que lo hace quedará impuro durante siete días.</w:t>
+        <w:t xml:space="preserve"> »Puede ocurrir que en campo abierto una persona toque a alguien que haya sido muerto a espada. Puede ocurrir que toque a alguien que haya muerto de muerte natural. Puede ser que toque un hueso humano o una tumba. Todo el que lo hace quedará impuro durante 7 días.</w:t>
       </w:r>
     </w:p>
     <w:p>
@@ -11044,7 +11044,7 @@
         <w:rPr>
           <w:lang w:val="es_ES" w:bidi="es_ES"/>
         </w:rPr>
-        <w:t xml:space="preserve"> Pero si alguien queda impuro y no se purifica, esa persona será expulsada de la comunidad. Ha contaminado el santuario del Señor. No se ha rociado sobre él el agua de purificación. Por lo tanto es impuro.</w:t>
+        <w:t xml:space="preserve"> Pero si alguien queda impuro y no se purifica, esa persona será expulsada de la comunidad. Ha contaminado el santuario del Señor. No se ha rociado sobre él el agua de purificación. Por lo tanto, es impuro.</w:t>
       </w:r>
     </w:p>
     <w:p>
@@ -11312,7 +11312,7 @@
         <w:rPr>
           <w:lang w:val="es_ES" w:bidi="es_ES"/>
         </w:rPr>
-        <w:t xml:space="preserve"> Moisés y Aarón reunieron a la comunidad delante de la roca. Moisés les dijo:—Escuchen, rebeldes. ¿Acaso tenemos que sacarles agua de esta roca?</w:t>
+        <w:t xml:space="preserve"> Moisés y Aarón reunieron a la comunidad delante de la roca. Moisés les dijo: —Escuchen, rebeldes. ¿Acaso tenemos que sacarles agua de esta roca?</w:t>
       </w:r>
     </w:p>
     <w:p>
@@ -11333,7 +11333,7 @@
         <w:rPr>
           <w:lang w:val="es_ES" w:bidi="es_ES"/>
         </w:rPr>
-        <w:t xml:space="preserve"> Entonces Moisés levantó la mano y golpeó la roca con su vara dos veces. Salió mucha agua, y bebieron la comunidad y su ganado.</w:t>
+        <w:t xml:space="preserve"> Entonces Moisés levantó la mano y golpeó la roca con su vara 2 veces. Salió mucha agua, y bebieron la comunidad y su ganado.</w:t>
       </w:r>
     </w:p>
     <w:p>
@@ -11354,7 +11354,7 @@
         <w:rPr>
           <w:lang w:val="es_ES" w:bidi="es_ES"/>
         </w:rPr>
-        <w:t xml:space="preserve"> Pero el Señor dijo a Moisés y a Aarón:—No me creyeron ni me honraron como Dios santo ante los israelitas. Por eso, ustedes no llevarán a esta comunidad a la tierra que les he dado.</w:t>
+        <w:t xml:space="preserve"> Pero el Señor dijo a Moisés y a Aarón: —No me creyeron ni me honraron como Dios santo ante los israelitas. Por eso, ustedes no llevarán a esta comunidad a la tierra que les he dado.</w:t>
       </w:r>
     </w:p>
     <w:p>
@@ -11375,7 +11375,7 @@
         <w:rPr>
           <w:lang w:val="es_ES" w:bidi="es_ES"/>
         </w:rPr>
-        <w:t xml:space="preserve"> Estas son las aguas de Meribá.Meribá: La palabra Meribá en hebreo quiere decir altercado." class="footnote-marker"&gt;1 Allí los israelitas discutieron con el Señor, y él mostró su santidad entre ellos.</w:t>
+        <w:t xml:space="preserve"> Estas son las aguas de Meribá. Allí los israelitas discutieron con el Señor, y él mostró su santidad entre ellos.</w:t>
       </w:r>
     </w:p>
     <w:p>
@@ -11396,7 +11396,7 @@
         <w:rPr>
           <w:lang w:val="es_ES" w:bidi="es_ES"/>
         </w:rPr>
-        <w:t xml:space="preserve"> Cuando llegaron a Cades, Moisés envió mensajeros al rey de Edom. Llevaron este mensaje: «Así dice tu hermano Israel: Tú conoces todas las dificultades que hemos enfrentado.</w:t>
+        <w:t xml:space="preserve"> Cuando llegaron a Cades, Moisés envió mensajeros al rey de Edom. Llevaron este mensaje: “Así dice tu hermano Israel: Tú conoces todas las dificultades que hemos enfrentado.</w:t>
       </w:r>
     </w:p>
     <w:p>
@@ -11459,7 +11459,7 @@
         <w:rPr>
           <w:lang w:val="es_ES" w:bidi="es_ES"/>
         </w:rPr>
-        <w:t xml:space="preserve"> Permítenos pasar por tu tierra. No pasaremos por campos sembrados ni viñedos. No beberemos agua de los pozos. Iremos por el camino real. No nos desviaremos ni a la derecha ni a la izquierda, hasta que hayamos cruzado tu territorio».</w:t>
+        <w:t xml:space="preserve"> Permítenos pasar por tu tierra. No pasaremos por campos sembrados ni viñedos. No beberemos agua de los pozos. Iremos por el camino real. No nos desviaremos ni a la derecha ni a la izquierda, hasta que hayamos cruzado tu territorio”.</w:t>
       </w:r>
     </w:p>
     <w:p>
@@ -11480,7 +11480,7 @@
         <w:rPr>
           <w:lang w:val="es_ES" w:bidi="es_ES"/>
         </w:rPr>
-        <w:t xml:space="preserve"> Pero el rey de Edom respondió: «No les permitiré pasar por mi tierra. Si intentan entrar, saldré a impedírselo con mi ejército».</w:t>
+        <w:t xml:space="preserve"> Pero el rey de Edom respondió: “No les permitiré pasar por mi tierra. Si intentan entrar, saldré a impedírselo con mi ejército”.</w:t>
       </w:r>
     </w:p>
     <w:p>
@@ -11501,7 +11501,7 @@
         <w:rPr>
           <w:lang w:val="es_ES" w:bidi="es_ES"/>
         </w:rPr>
-        <w:t xml:space="preserve"> Los israelitas insistieron: «Iremos solo por el camino principal. Si bebemos de tu agua, nosotros o nuestro ganado, pagaremos por ella. Solo déjanos pasar a pie, nada más».</w:t>
+        <w:t xml:space="preserve"> Los israelitas insistieron: “Iremos solo por el camino principal. Si bebemos de tu agua, nosotros o nuestro ganado, pagaremos por ella. Solo déjanos pasar a pie, nada más”.</w:t>
       </w:r>
     </w:p>
     <w:p>
@@ -11522,22 +11522,22 @@
         <w:rPr>
           <w:lang w:val="es_ES" w:bidi="es_ES"/>
         </w:rPr>
-        <w:t xml:space="preserve"> Pero el rey de Edom fue tajante: «¡No pasen por mi territorio!». Luego se dirigió a la frontera con un ejército grande y bien armado.</w:t>
-      </w:r>
-    </w:p>
-    <w:p>
-      <w:pPr/>
-      <w:r>
-        <w:rPr>
-          <w:lang w:val="es_ES" w:bidi="es_ES"/>
-        </w:rPr>
-      </w:r>
-      <w:r>
-        <w:rPr>
-          <w:vertAlign w:val="superscript"/>
-          <w:lang w:val="es_ES" w:bidi="es_ES"/>
-        </w:rPr>
-        <w:t>22</w:t>
+        <w:t xml:space="preserve"> Pero el rey de Edom fue tajante: «¡No pasen por mi territorio!”. Luego se dirigió a la frontera con un ejército grande y bien armado.</w:t>
+      </w:r>
+    </w:p>
+    <w:p>
+      <w:pPr/>
+      <w:r>
+        <w:rPr>
+          <w:lang w:val="es_ES" w:bidi="es_ES"/>
+        </w:rPr>
+      </w:r>
+      <w:r>
+        <w:rPr>
+          <w:vertAlign w:val="superscript"/>
+          <w:lang w:val="es_ES" w:bidi="es_ES"/>
+        </w:rPr>
+        <w:t>21-22</w:t>
       </w:r>
       <w:r>
         <w:rPr>
@@ -11748,7 +11748,7 @@
         <w:rPr>
           <w:lang w:val="es_ES" w:bidi="es_ES"/>
         </w:rPr>
-        <w:t xml:space="preserve"> Entonces el pueblo de Israel hizo un voto al Señor: «Si nos das la victoria sobre este pueblo, destruiremos completamente sus ciudades».</w:t>
+        <w:t xml:space="preserve"> Entonces el pueblo de Israel hizo un voto al Señor: —Si nos das la victoria sobre este pueblo, destruiremos completamente sus ciudades.</w:t>
       </w:r>
     </w:p>
     <w:p>
@@ -11769,7 +11769,7 @@
         <w:rPr>
           <w:lang w:val="es_ES" w:bidi="es_ES"/>
         </w:rPr>
-        <w:t xml:space="preserve"> El Señor escuchó la petición de Israel y les dio la victoria sobre los cananeos. Los israelitas los aniquilaron junto con sus ciudades. Por eso llamaron a ese lugar Jormá.Jormá: La palabra Jormá en hebreo quiere decir destrucción." class="footnote-marker"&gt;1</w:t>
+        <w:t xml:space="preserve"> El Señor escuchó la petición de Israel y les dio la victoria sobre los cananeos. Los israelitas los aniquilaron junto con sus ciudades. Por eso llamaron a ese lugar Jormá.</w:t>
       </w:r>
     </w:p>
     <w:p>
@@ -11811,7 +11811,7 @@
         <w:rPr>
           <w:lang w:val="es_ES" w:bidi="es_ES"/>
         </w:rPr>
-        <w:t xml:space="preserve"> Empezaron a hablar contra Dios y a quejarse contra Moisés:—¿Por qué nos sacaste de Egipto para morir en este desierto? No hay pan ni agua, y ya estamos hartos de este pan tan desagradable.</w:t>
+        <w:t xml:space="preserve"> Empezaron a hablar contra Dios y a quejarse contra Moisés: —¿Por qué nos sacaste de Egipto para morir en este desierto? No hay pan ni agua, y ya estamos hartos de este pan tan desagradable.</w:t>
       </w:r>
     </w:p>
     <w:p>
@@ -11853,7 +11853,7 @@
         <w:rPr>
           <w:lang w:val="es_ES" w:bidi="es_ES"/>
         </w:rPr>
-        <w:t xml:space="preserve"> El pueblo acudió a Moisés y le dijo:—Hemos pecado al hablar contra el Señor y contra ti. Ora al Señor para que aparte de nosotros estas serpientes.Entonces Moisés oró por el pueblo.</w:t>
+        <w:t xml:space="preserve"> El pueblo acudió a Moisés y le dijo: —Hemos pecado al hablar contra el Señor y contra ti. Ora al Señor para que aparte de nosotros estas serpientes. Entonces Moisés oró por el pueblo.</w:t>
       </w:r>
     </w:p>
     <w:p>
@@ -11874,7 +11874,7 @@
         <w:rPr>
           <w:lang w:val="es_ES" w:bidi="es_ES"/>
         </w:rPr>
-        <w:t xml:space="preserve"> El Señor le dijo a Moisés:—Haz una serpiente venenosa y colócala en un palo largo. Todo el que haya sido mordido y la mire vivirá.</w:t>
+        <w:t xml:space="preserve"> El Señor le dijo a Moisés: —Haz una serpiente y colócala en un palo largo. Todo el que haya sido mordido y la mire vivirá.</w:t>
       </w:r>
     </w:p>
     <w:p>
@@ -12000,7 +12000,7 @@
         <w:rPr>
           <w:lang w:val="es_ES" w:bidi="es_ES"/>
         </w:rPr>
-        <w:t xml:space="preserve"> Por eso se dice en el libro de las guerras del Señor: «Vaheb en Sufá y los valles del Arnón.</w:t>
+        <w:t xml:space="preserve"> Por eso se dice en el libro de las guerras del Señor: “Vaheb en Sufá y los valles del Arnón.</w:t>
       </w:r>
     </w:p>
     <w:p>
@@ -12021,7 +12021,7 @@
         <w:rPr>
           <w:lang w:val="es_ES" w:bidi="es_ES"/>
         </w:rPr>
-        <w:t xml:space="preserve"> La pendiente de los valles se extiende hacia la región de Aroer y llega hasta la frontera de Moab».</w:t>
+        <w:t xml:space="preserve"> La pendiente de los valles se extiende hacia la región de Aroer y llega hasta la frontera de Moab”.</w:t>
       </w:r>
     </w:p>
     <w:p>
@@ -12084,7 +12084,7 @@
         <w:rPr>
           <w:lang w:val="es_ES" w:bidi="es_ES"/>
         </w:rPr>
-        <w:t xml:space="preserve"> Pozo que cavaron los príncipes, que excavaron los nobles del pueblo con sus varas de mando y sus bastones».Del desierto pasaron a Mataná,</w:t>
+        <w:t xml:space="preserve"> Pozo que cavaron los príncipes, que excavaron los nobles del pueblo con sus varas de mando y sus bastones”. Del desierto pasaron a Mataná,</w:t>
       </w:r>
     </w:p>
     <w:p>
@@ -12168,7 +12168,7 @@
         <w:rPr>
           <w:lang w:val="es_ES" w:bidi="es_ES"/>
         </w:rPr>
-        <w:t xml:space="preserve"> «Permítenos cruzar por tu territorio. No nos desviaremos hacia los campos ni hacia los viñedos. No beberemos agua de tus pozos. Caminaremos por el camino real hasta que hayamos pasado tus fronteras».</w:t>
+        <w:t xml:space="preserve"> «Permítenos cruzar por tu territorio. No nos desviaremos hacia los campos ni hacia los viñedos. No beberemos agua de tus pozos. Caminaremos por el camino real hasta que hayamos pasado tus fronteras”.</w:t>
       </w:r>
     </w:p>
     <w:p>
@@ -12273,7 +12273,7 @@
         <w:rPr>
           <w:lang w:val="es_ES" w:bidi="es_ES"/>
         </w:rPr>
-        <w:t xml:space="preserve"> Por eso dicen los poetas:Vengan a Hesbón, que sea reedificada y establecida la ciudad de Sijón.</w:t>
+        <w:t xml:space="preserve"> Por eso dicen los poetas: Vengan a Hesbón, que sea reedificada y establecida la ciudad de Sijón.</w:t>
       </w:r>
     </w:p>
     <w:p>
@@ -12493,7 +12493,7 @@
           <w:vertAlign w:val="superscript"/>
           <w:lang w:val="es_ES" w:bidi="es_ES"/>
         </w:rPr>
-        <w:t>3</w:t>
+        <w:t>2-4</w:t>
       </w:r>
       <w:r>
         <w:rPr>
@@ -12514,13 +12514,13 @@
           <w:vertAlign w:val="superscript"/>
           <w:lang w:val="es_ES" w:bidi="es_ES"/>
         </w:rPr>
-        <w:t>6</w:t>
-      </w:r>
-      <w:r>
-        <w:rPr>
-          <w:lang w:val="es_ES" w:bidi="es_ES"/>
-        </w:rPr>
-        <w:t xml:space="preserve"> Balac envió mensajeros a Balán, hijo de Beor. Balán estaba en Petor, que está junto al río, en la tierra de los hijos de su pueblo. Balac envió para llamarlo y decirle:—Hay un pueblo que ha salido de Egipto. Cubren la superficie de la tierra y habitan frente a mí. Ahora, por favor, ven y maldice a este pueblo por mí, porque es más poderoso que yo. Tal vez pueda derrotarlos y expulsarlos de la tierra. Sé que a quien bendices es bendecido, y a quien maldices es maldecido.</w:t>
+        <w:t>5-6</w:t>
+      </w:r>
+      <w:r>
+        <w:rPr>
+          <w:lang w:val="es_ES" w:bidi="es_ES"/>
+        </w:rPr>
+        <w:t xml:space="preserve"> Balac envió mensajeros a Balán, hijo de Beor. Balán estaba en Petor, que está junto al río, en la tierra de los hijos de su pueblo. Balac envió para llamarlo y decirle: —Hay un pueblo que ha salido de Egipto. Cubren la superficie de la tierra y habitan frente a mí. Ahora, por favor, ven y maldice a este pueblo por mí, porque es más poderoso que yo. Tal vez pueda derrotarlos y expulsarlos de la tierra. Sé que a quien bendices es bendecido, y a quien maldices es maldecido.</w:t>
       </w:r>
     </w:p>
     <w:p>
@@ -12562,7 +12562,7 @@
         <w:rPr>
           <w:lang w:val="es_ES" w:bidi="es_ES"/>
         </w:rPr>
-        <w:t xml:space="preserve"> —Quédense aquí esta noche —dijo Balán—, y les daré la respuesta según lo que el Señor me diga.Los príncipes de Moab se quedaron con Balán.</w:t>
+        <w:t xml:space="preserve"> —Quédense aquí esta noche —dijo Balán—, y les daré la respuesta según lo que el Señor me diga. Los príncipes de Moab se quedaron con Balán.</w:t>
       </w:r>
     </w:p>
     <w:p>
@@ -12646,7 +12646,7 @@
         <w:rPr>
           <w:lang w:val="es_ES" w:bidi="es_ES"/>
         </w:rPr>
-        <w:t xml:space="preserve"> Pero Dios le dijo a Balán:—No irás con ellos ni maldecirás a ese pueblo, porque es un pueblo bendito.</w:t>
+        <w:t xml:space="preserve"> Pero Dios le dijo a Balán: —No irás con ellos ni maldecirás a ese pueblo, porque es un pueblo bendito.</w:t>
       </w:r>
     </w:p>
     <w:p>
@@ -12667,7 +12667,7 @@
         <w:rPr>
           <w:lang w:val="es_ES" w:bidi="es_ES"/>
         </w:rPr>
-        <w:t xml:space="preserve"> A la mañana siguiente, Balán se levantó y les dijo a los enviados de Balac:—Regresen a su tierra, porque el Señor se niega a permitirme ir con ustedes.</w:t>
+        <w:t xml:space="preserve"> A la mañana siguiente, Balán se levantó y les dijo a los enviados de Balac: —Regresen a su tierra, porque el Señor se niega a permitirme ir con ustedes.</w:t>
       </w:r>
     </w:p>
     <w:p>
@@ -12688,7 +12688,7 @@
         <w:rPr>
           <w:lang w:val="es_ES" w:bidi="es_ES"/>
         </w:rPr>
-        <w:t xml:space="preserve"> Ellos regresaron junto a Balac y le dijeron:—Balán se negó a venir con nosotros.</w:t>
+        <w:t xml:space="preserve"> Ellos regresaron junto a Balac y le dijeron: —Balán se negó a venir con nosotros.</w:t>
       </w:r>
     </w:p>
     <w:p>
@@ -12724,13 +12724,13 @@
           <w:vertAlign w:val="superscript"/>
           <w:lang w:val="es_ES" w:bidi="es_ES"/>
         </w:rPr>
-        <w:t>17</w:t>
-      </w:r>
-      <w:r>
-        <w:rPr>
-          <w:lang w:val="es_ES" w:bidi="es_ES"/>
-        </w:rPr>
-        <w:t xml:space="preserve"> Cuando llegaron junto a Balán, le dijeron:—Así dice Balac, hijo de Zipor: "Por favor, no te niegues a venir. Te daré una gran recompensa y haré lo que me digas. Solo ven ahora. Maldice por mí a este pueblo.</w:t>
+        <w:t>16-17</w:t>
+      </w:r>
+      <w:r>
+        <w:rPr>
+          <w:lang w:val="es_ES" w:bidi="es_ES"/>
+        </w:rPr>
+        <w:t xml:space="preserve"> Cuando llegaron junto a Balán, le dijeron: —Así dice Balac, hijo de Zipor: “Por favor, no te niegues a venir. Te daré una gran recompensa y haré lo que me digas. Solo ven ahora. Maldice por mí a este pueblo”.</w:t>
       </w:r>
     </w:p>
     <w:p>
@@ -12793,7 +12793,7 @@
         <w:rPr>
           <w:lang w:val="es_ES" w:bidi="es_ES"/>
         </w:rPr>
-        <w:t xml:space="preserve"> Aquella noche, Dios se le apareció a Balán y le dijo:—Ya que estos hombres han venido a llamarte, levántate y ve con ellos. Pero solo harás lo que yo te diga.</w:t>
+        <w:t xml:space="preserve"> Aquella noche, Dios se le apareció a Balán y le dijo: —Ya que estos hombres han venido a llamarte, levántate y ve con ellos. Pero solo harás lo que yo te diga.</w:t>
       </w:r>
     </w:p>
     <w:p>
@@ -12835,7 +12835,7 @@
         <w:rPr>
           <w:lang w:val="es_ES" w:bidi="es_ES"/>
         </w:rPr>
-        <w:t xml:space="preserve"> Pero Dios se enojó. Así que el ángel del Señor se puso en el camino para detener a Balán. Balán iba montado en su burra, acompañado de dos de sus siervos.</w:t>
+        <w:t xml:space="preserve"> Pero Dios se enojó. Así que el ángel del Señor se puso en el camino para detener a Balán. Balán iba montado en su burra, acompañado de 2 de sus siervos.</w:t>
       </w:r>
     </w:p>
     <w:p>
@@ -12877,7 +12877,7 @@
         <w:rPr>
           <w:lang w:val="es_ES" w:bidi="es_ES"/>
         </w:rPr>
-        <w:t xml:space="preserve"> El ángel del Señor se detuvo nuevamente. Estuvo en el lugar donde el camino se estrechaba entre dos muros de viñedos.</w:t>
+        <w:t xml:space="preserve"> El ángel del Señor se detuvo nuevamente. Estuvo en el lugar donde el camino se estrechaba entre 2 muros de viñedos.</w:t>
       </w:r>
     </w:p>
     <w:p>
@@ -12961,7 +12961,7 @@
         <w:rPr>
           <w:lang w:val="es_ES" w:bidi="es_ES"/>
         </w:rPr>
-        <w:t xml:space="preserve"> Entonces el Señor hizo que la burra hablara: —¿Qué te he hecho para que me hayas golpeado tres veces? —preguntó.</w:t>
+        <w:t xml:space="preserve"> Entonces el Señor hizo que la burra hablara: —¿Qué te he hecho para que me hayas golpeado 3 veces? —preguntó.</w:t>
       </w:r>
     </w:p>
     <w:p>
@@ -13003,7 +13003,7 @@
         <w:rPr>
           <w:lang w:val="es_ES" w:bidi="es_ES"/>
         </w:rPr>
-        <w:t xml:space="preserve"> La burra le dijo a Balán:—¿Acaso alguna vez te he hecho algo semejante?Él respondió:—No.</w:t>
+        <w:t xml:space="preserve"> La burra le dijo a Balán: —¿Acaso alguna vez te he hecho algo semejante? Él respondió: —No.</w:t>
       </w:r>
     </w:p>
     <w:p>
@@ -13045,7 +13045,7 @@
         <w:rPr>
           <w:lang w:val="es_ES" w:bidi="es_ES"/>
         </w:rPr>
-        <w:t xml:space="preserve"> Entonces el ángel del Señor le dijo:—¿Por qué has golpeado a tu burra estas tres veces? Mira, he salido para detenerte, porque tu camino es contrario a mí.</w:t>
+        <w:t xml:space="preserve"> Entonces el ángel del Señor le dijo: —¿Por qué has golpeado a tu burra estas 3 veces? Mira, he salido para detenerte, porque tu camino es contrario a mí.</w:t>
       </w:r>
     </w:p>
     <w:p>
@@ -13066,7 +13066,7 @@
         <w:rPr>
           <w:lang w:val="es_ES" w:bidi="es_ES"/>
         </w:rPr>
-        <w:t xml:space="preserve"> Tres veces la burra me vio y se apartó de mi camino. Si no se hubiera apartado, te habría matado a ti. A ella la habría dejado con vida.</w:t>
+        <w:t xml:space="preserve"> La burra me vio y se apartó de mi camino 3 veces. Si no se hubiera apartado, te habría matado a ti. A ella la habría dejado con vida.</w:t>
       </w:r>
     </w:p>
     <w:p>
@@ -13087,7 +13087,7 @@
         <w:rPr>
           <w:lang w:val="es_ES" w:bidi="es_ES"/>
         </w:rPr>
-        <w:t xml:space="preserve"> Entonces Balán le dijo al ángel del Señor:—He pecado. No sabía que tú estabas de pie frente a mí en el camino. Ahora, si te parece mal, volveré.</w:t>
+        <w:t xml:space="preserve"> Entonces Balán le dijo al ángel del Señor: —He pecado. No sabía que tú estabas de pie frente a mí en el camino. Ahora, si te parece mal, volveré.</w:t>
       </w:r>
     </w:p>
     <w:p>
@@ -13108,7 +13108,7 @@
         <w:rPr>
           <w:lang w:val="es_ES" w:bidi="es_ES"/>
         </w:rPr>
-        <w:t xml:space="preserve"> El ángel le dijo:—Ve con esos hombres, pero solo dirás lo que yo te indique.Balán continuó con ellos.</w:t>
+        <w:t xml:space="preserve"> El ángel le dijo: —Ve con esos hombres, pero solo dirás lo que yo te indique. Balán continuó con ellos.</w:t>
       </w:r>
     </w:p>
     <w:p>
@@ -13334,7 +13334,7 @@
         <w:rPr>
           <w:lang w:val="es_ES" w:bidi="es_ES"/>
         </w:rPr>
-        <w:t xml:space="preserve"> Dios se encontró allí con Balán, y este le dijo:—He preparado 7 altares y he sacrificado un becerro y un carnero en cada uno.</w:t>
+        <w:t xml:space="preserve"> Dios se encontró allí con Balán, y este le dijo: —He preparado 7 altares y he sacrificado un becerro y un carnero en cada uno.</w:t>
       </w:r>
     </w:p>
     <w:p>
@@ -13355,7 +13355,7 @@
         <w:rPr>
           <w:lang w:val="es_ES" w:bidi="es_ES"/>
         </w:rPr>
-        <w:t xml:space="preserve"> El Señor le dio a Balán un mensaje para el rey Balac. Y le dijo:—Vulelve adonde está Balac y dile mis palabras.</w:t>
+        <w:t xml:space="preserve"> El Señor le dio a Balán un mensaje para el rey Balac. Y le dijo: —Vuelve adonde está Balac y dile mis palabras.</w:t>
       </w:r>
     </w:p>
     <w:p>
@@ -13397,7 +13397,7 @@
         <w:rPr>
           <w:lang w:val="es_ES" w:bidi="es_ES"/>
         </w:rPr>
-        <w:t xml:space="preserve"> Este fue el mensaje de Balán:Balac, rey de Moab, me trajo de Aram, desde las montañas orientales. «Ven —me dijo—, maldice a Jacob en mi favor. Ven y pronuncia condena contra Israel».</w:t>
+        <w:t xml:space="preserve"> Este fue el mensaje de Balán: Balac, rey de Moab, me trajo de Aram, desde las montañas orientales. “Ven —me dijo—, maldice a Jacob en mi favor. Ven y pronuncia condena contra Israel”.</w:t>
       </w:r>
     </w:p>
     <w:p>
@@ -13418,7 +13418,7 @@
         <w:rPr>
           <w:lang w:val="es_ES" w:bidi="es_ES"/>
         </w:rPr>
-        <w:t xml:space="preserve"> Pero, ¿cómo puedo maldecir a quien Dios no ha maldecido? ¿Cómo puedo amenazar a quien Dios no ha amenazado?</w:t>
+        <w:t xml:space="preserve"> Pero ¿cómo puedo maldecir a quien Dios no ha maldecido? ¿Cómo puedo amenazar a quien Dios no ha amenazado?</w:t>
       </w:r>
     </w:p>
     <w:p>
@@ -13460,7 +13460,7 @@
         <w:rPr>
           <w:lang w:val="es_ES" w:bidi="es_ES"/>
         </w:rPr>
-        <w:t xml:space="preserve"> ¿Quién puede contar la descendiencia de Jacob o enumerar la cuarta parte de Israel? Muera yo la muerte de los justos y que mi fin sea como el de ellos.</w:t>
+        <w:t xml:space="preserve"> ¿Quién puede contar la descendencia de Jacob o enumerar la cuarta parte de Israel? Muera yo la muerte de los justos y que mi fin sea como el de ellos.</w:t>
       </w:r>
     </w:p>
     <w:p>
@@ -13481,7 +13481,7 @@
         <w:rPr>
           <w:lang w:val="es_ES" w:bidi="es_ES"/>
         </w:rPr>
-        <w:t xml:space="preserve"> Entonces Balac le reclamó a Balán:—¿Qué me has hecho? Te traje para que maldijeras a mis enemigos, pero tú los has bendecido.</w:t>
+        <w:t xml:space="preserve"> Entonces Balac le reclamó a Balán: —¿Qué me has hecho? Te traje para que maldijeras a mis enemigos, pero tú los has bendecido.</w:t>
       </w:r>
     </w:p>
     <w:p>
@@ -13502,7 +13502,7 @@
         <w:rPr>
           <w:lang w:val="es_ES" w:bidi="es_ES"/>
         </w:rPr>
-        <w:t xml:space="preserve"> Balán le respondió:—¿Acaso puedo decir algo distinto de lo que el Señor pone en mi boca?</w:t>
+        <w:t xml:space="preserve"> Balán le respondió: —¿Acaso puedo decir algo distinto de lo que el Señor pone en mi boca?</w:t>
       </w:r>
     </w:p>
     <w:p>
@@ -13523,7 +13523,7 @@
         <w:rPr>
           <w:lang w:val="es_ES" w:bidi="es_ES"/>
         </w:rPr>
-        <w:t xml:space="preserve"> Entonces Balac le dijo:—Ven conmigo a otro lugar. Desde allí verás solo una parte del pueblo, no lo verás todo. Maldícelos desde allí.</w:t>
+        <w:t xml:space="preserve"> Entonces Balac le dijo: —Ven conmigo a otro lugar. Desde allí verás solo una parte del pueblo, no lo verás todo. Maldícelos desde allí.</w:t>
       </w:r>
     </w:p>
     <w:p>
@@ -13565,7 +13565,7 @@
         <w:rPr>
           <w:lang w:val="es_ES" w:bidi="es_ES"/>
         </w:rPr>
-        <w:t xml:space="preserve"> Entonces Balán le dijo al rey:—Quédate aquí junto a tu ofrenda quemada mientras yo voy a encontrarme con Dios.</w:t>
+        <w:t xml:space="preserve"> Entonces Balán le dijo al rey: —Quédate aquí junto a tu ofrenda quemada mientras yo voy a encontrarme con Dios.</w:t>
       </w:r>
     </w:p>
     <w:p>
@@ -13586,7 +13586,7 @@
         <w:rPr>
           <w:lang w:val="es_ES" w:bidi="es_ES"/>
         </w:rPr>
-        <w:t xml:space="preserve"> El Señor se encontró con Balán. Le dio un mensaje y le dijo:—Vuelve a Balac y dile lo que te voy a decir.</w:t>
+        <w:t xml:space="preserve"> El Señor se encontró con Balán. Le dio un mensaje y le dijo: —Vuelve a Balac y dile lo que te voy a decir.</w:t>
       </w:r>
     </w:p>
     <w:p>
@@ -13607,7 +13607,7 @@
         <w:rPr>
           <w:lang w:val="es_ES" w:bidi="es_ES"/>
         </w:rPr>
-        <w:t xml:space="preserve"> Balán regresó y encontró a Balac de pie junto a su ofrenda quemada. Lo acompañaron los príncipes de Moab. Balac le preguntó:—¿Qué te ha dicho el Señor?</w:t>
+        <w:t xml:space="preserve"> Balán regresó y encontró a Balac de pie junto a su ofrenda quemada. Lo acompañaron los príncipes de Moab. Balac le preguntó: —¿Qué te ha dicho el Señor?</w:t>
       </w:r>
     </w:p>
     <w:p>
@@ -13628,7 +13628,7 @@
         <w:rPr>
           <w:lang w:val="es_ES" w:bidi="es_ES"/>
         </w:rPr>
-        <w:t xml:space="preserve"> Entonces Balán le dio su mensaje:Levántate, Balac, y escucha. Préstame atención, hijo de Zipor.</w:t>
+        <w:t xml:space="preserve"> Entonces Balán le dio su mensaje: Levántate, Balac, y escucha. Préstame atención, hijo de Zipor.</w:t>
       </w:r>
     </w:p>
     <w:p>
@@ -13733,7 +13733,7 @@
         <w:rPr>
           <w:lang w:val="es_ES" w:bidi="es_ES"/>
         </w:rPr>
-        <w:t xml:space="preserve"> No hay hechicería que valga contra Jacob ni adivinación contra Israel. A su debido tiempo se dirá de Jacob y de Israel: «Miren lo que Dios ha hecho».</w:t>
+        <w:t xml:space="preserve"> No hay hechicería que valga contra Jacob ni adivinación contra Israel. A su debido tiempo se dirá de Jacob y de Israel: “Miren lo que Dios ha hecho”.</w:t>
       </w:r>
     </w:p>
     <w:p>
@@ -13796,7 +13796,7 @@
         <w:rPr>
           <w:lang w:val="es_ES" w:bidi="es_ES"/>
         </w:rPr>
-        <w:t xml:space="preserve"> Pero Balán respondió:—¿No te dije que solo puedo decir lo que el Señor me ordene?</w:t>
+        <w:t xml:space="preserve"> Pero Balán respondió: —¿No te dije que solo puedo decir lo que el Señor me ordene?</w:t>
       </w:r>
     </w:p>
     <w:p>
@@ -13817,7 +13817,7 @@
         <w:rPr>
           <w:lang w:val="es_ES" w:bidi="es_ES"/>
         </w:rPr>
-        <w:t xml:space="preserve"> Entonces Balac le dijo:—Ven, te llevaré a otro lugar. Tal vez allí Dios permita que los maldigas.</w:t>
+        <w:t xml:space="preserve"> Entonces Balac le dijo: —Ven, te llevaré a otro lugar. Tal vez allí Dios permita que los maldigas.</w:t>
       </w:r>
     </w:p>
     <w:p>
@@ -13959,7 +13959,7 @@
         <w:rPr>
           <w:lang w:val="es_ES" w:bidi="es_ES"/>
         </w:rPr>
-        <w:t xml:space="preserve"> Balán pronunció su mensaje y dijo:Palabras de Balán, hijo de Beor,mensaje del hombre de ojos abiertos.</w:t>
+        <w:t xml:space="preserve"> Balán pronunció su mensaje y dijo: Palabras de Balán, hijo de Beor, mensaje del hombre de ojos abiertos.</w:t>
       </w:r>
     </w:p>
     <w:p>
@@ -14064,7 +14064,7 @@
         <w:rPr>
           <w:lang w:val="es_ES" w:bidi="es_ES"/>
         </w:rPr>
-        <w:t xml:space="preserve"> Dios lo sacó de Egipto. Israel tiene la fuerza de un toro salvaje. Devorará a las naciones enemigas.Les romperá los huesos y las atravesará con sus flechas.</w:t>
+        <w:t xml:space="preserve"> Dios lo sacó de Egipto. Israel tiene la fuerza de un toro salvaje. Devorará a las naciones enemigas. Les romperá los huesos y las atravesará con sus flechas.</w:t>
       </w:r>
     </w:p>
     <w:p>
@@ -14085,7 +14085,7 @@
         <w:rPr>
           <w:lang w:val="es_ES" w:bidi="es_ES"/>
         </w:rPr>
-        <w:t xml:space="preserve"> Israel se agacha como un león, como una leona. ¿Quién se atreverá a despertarlo?Bendito sea el que te bendigay maldito el que te maldiga.</w:t>
+        <w:t xml:space="preserve"> Israel se agacha como un león, como una leona. ¿Quién se atreverá a despertarlo? Bendito sea el que te bendiga y maldito el que te maldiga.</w:t>
       </w:r>
     </w:p>
     <w:p>
@@ -14106,7 +14106,7 @@
         <w:rPr>
           <w:lang w:val="es_ES" w:bidi="es_ES"/>
         </w:rPr>
-        <w:t xml:space="preserve"> Balac se enfureció con Balán. Dio una palmada de rabia y le gritó: —Te mandé llamar para que maldijeras a mis enemigos. ¡Pero los has bendecido tres veces!</w:t>
+        <w:t xml:space="preserve"> Balac se enfureció con Balán. Dio una palmada de rabia y le gritó: —Te mandé llamar para que maldijeras a mis enemigos. ¡Pero los has bendecido 3 veces!</w:t>
       </w:r>
     </w:p>
     <w:p>
@@ -14148,7 +14148,7 @@
         <w:rPr>
           <w:lang w:val="es_ES" w:bidi="es_ES"/>
         </w:rPr>
-        <w:t xml:space="preserve"> Balán respondió a Balac:—¿Acaso no les dije lo mismo a los mensajeros que me enviaste? Les dije que</w:t>
+        <w:t xml:space="preserve"> Balán respondió a Balac: —¿Acaso no les dije lo mismo a los mensajeros que me enviaste? Les dije que</w:t>
       </w:r>
     </w:p>
     <w:p>
@@ -14169,7 +14169,7 @@
         <w:rPr>
           <w:lang w:val="es_ES" w:bidi="es_ES"/>
         </w:rPr>
-        <w:t xml:space="preserve"> yo no podría decidir por mi cuenta hacer algo bueno o malo. No podría decidirlo incluso si Balac llenara su palacio de oro y plata y me lo diera. Dije que solo díría lo que el Señor me mandase.</w:t>
+        <w:t xml:space="preserve"> yo no podría decidir por mi cuenta hacer algo bueno o malo. No podría decidirlo incluso si Balac llenara su palacio de oro y plata y me lo diera. Dije que solo diría lo que el Señor me mandase.</w:t>
       </w:r>
     </w:p>
     <w:p>
@@ -14211,7 +14211,7 @@
         <w:rPr>
           <w:lang w:val="es_ES" w:bidi="es_ES"/>
         </w:rPr>
-        <w:t xml:space="preserve"> Entonces Balán pronunció su mensaje:Profecía de Balán, hijo de Beor, mensaje del hombre de ojos abiertos,</w:t>
+        <w:t xml:space="preserve"> Entonces Balán pronunció su mensaje: Profecía de Balán, hijo de Beor, mensaje del hombre de ojos abiertos,</w:t>
       </w:r>
     </w:p>
     <w:p>
@@ -14274,7 +14274,7 @@
         <w:rPr>
           <w:lang w:val="es_ES" w:bidi="es_ES"/>
         </w:rPr>
-        <w:t xml:space="preserve"> Edom será conquistado.Seír será conquistado por sus enemigos, pero Israel hará proezas.</w:t>
+        <w:t xml:space="preserve"> Edom será conquistado. Seír será conquistado por sus enemigos, pero Israel hará proezas.</w:t>
       </w:r>
     </w:p>
     <w:p>
@@ -14316,7 +14316,7 @@
         <w:rPr>
           <w:lang w:val="es_ES" w:bidi="es_ES"/>
         </w:rPr>
-        <w:t xml:space="preserve"> Luego Balán miró a los amalecitas y pronunció su mensaje:—Amalec fue la primera de las naciones, pero su destino será la destrucción total.</w:t>
+        <w:t xml:space="preserve"> Luego Balán miró a los amalecitas y pronunció su mensaje: —Amalec fue la primera de las naciones, pero su destino será la destrucción total.</w:t>
       </w:r>
     </w:p>
     <w:p>
@@ -14379,7 +14379,7 @@
         <w:rPr>
           <w:lang w:val="es_ES" w:bidi="es_ES"/>
         </w:rPr>
-        <w:t xml:space="preserve"> Luego pronunció esta profecía:—¡Ay! ¿Quién podrá sobrevivir cuando Dios haga esto?</w:t>
+        <w:t xml:space="preserve"> Luego pronunció esta profecía: —¡Ay! ¿Quién podrá sobrevivir cuando Dios haga esto?</w:t>
       </w:r>
     </w:p>
     <w:p>
@@ -14542,7 +14542,7 @@
         <w:rPr>
           <w:lang w:val="es_ES" w:bidi="es_ES"/>
         </w:rPr>
-        <w:t xml:space="preserve"> Moisés les dijo a los jueces de Israel:—Maten cada uno a sus hombres que adoraron a Baal Peor.</w:t>
+        <w:t xml:space="preserve"> Moisés les dijo a los jueces de Israel: —Maten cada uno a sus hombres que adoraron a Baal Peor.</w:t>
       </w:r>
     </w:p>
     <w:p>
@@ -14683,7 +14683,7 @@
           <w:vertAlign w:val="superscript"/>
           <w:lang w:val="es_ES" w:bidi="es_ES"/>
         </w:rPr>
-        <w:t>13</w:t>
+        <w:t>12-13</w:t>
       </w:r>
       <w:r>
         <w:rPr>
@@ -14867,49 +14867,49 @@
           <w:vertAlign w:val="superscript"/>
           <w:lang w:val="es_ES" w:bidi="es_ES"/>
         </w:rPr>
-        <w:t>4</w:t>
-      </w:r>
-      <w:r>
-        <w:rPr>
-          <w:lang w:val="es_ES" w:bidi="es_ES"/>
-        </w:rPr>
-        <w:t xml:space="preserve"> Moisés y Eleazar hablaron con el pueblo en la llanura de Moab, junto al Jordán, a la altura de Jericó. Mandaron llevar a cabo un censo de todos los varones mayores de 20 años, como el Señor había ordenado a Moisés. Estos son los resultados del censo de los israelitas que habían salido del país de Egipto:</w:t>
-      </w:r>
-    </w:p>
-    <w:p>
-      <w:pPr/>
-      <w:r>
-        <w:rPr>
-          <w:lang w:val="es_ES" w:bidi="es_ES"/>
-        </w:rPr>
-      </w:r>
-      <w:r>
-        <w:rPr>
-          <w:vertAlign w:val="superscript"/>
-          <w:lang w:val="es_ES" w:bidi="es_ES"/>
-        </w:rPr>
-        <w:t>11</w:t>
-      </w:r>
-      <w:r>
-        <w:rPr>
-          <w:lang w:val="es_ES" w:bidi="es_ES"/>
-        </w:rPr>
-        <w:t xml:space="preserve"> La tribu de Rubén contaba con 43.730 hombres. Rubén fue el primer hijo, el primogénito, de Israel. Sus clanes fueron los enoquitas, descendientes de Enoc; los faluitas, descendientes de Falú; los jezronitas, descendientes de Jezrón; y los carmitas, descendientes de Carmí. Del clan de Falú venía Eliab, padre de Nemuel, Datán y Abirán. Estos dos últimos fueron los líderes que se unieron a la rebelión de Coré contra Moisés y Aarón. Desafiaron al Señor mismo. La tierra se abrió y se los tragó junto con Coré, cuando murieron sus seguidores. Ese día el fuego del Señor consumió a 250 hombres, y su muerte sirvió de advertencia. Sin embargo, los hijos de Coré sobrevivieron. Estos fueron los clanes de Rubén, con un total de 43.730 hombres.</w:t>
-      </w:r>
-    </w:p>
-    <w:p>
-      <w:pPr/>
-      <w:r>
-        <w:rPr>
-          <w:lang w:val="es_ES" w:bidi="es_ES"/>
-        </w:rPr>
-      </w:r>
-      <w:r>
-        <w:rPr>
-          <w:vertAlign w:val="superscript"/>
-          <w:lang w:val="es_ES" w:bidi="es_ES"/>
-        </w:rPr>
-        <w:t>14</w:t>
+        <w:t>3-4</w:t>
+      </w:r>
+      <w:r>
+        <w:rPr>
+          <w:lang w:val="es_ES" w:bidi="es_ES"/>
+        </w:rPr>
+        <w:t xml:space="preserve"> Moisés y Eleazar hablaron con el pueblo en la llanura de Moab, junto al Jordán, a la altura de Jericó. Mandaron llevar a cabo un censo de todos los varones mayores de 20 años, como el Señor había ordenado a Moisés. Estos son los resultados del censo de los israelitas que habían salido del país de Egipto.</w:t>
+      </w:r>
+    </w:p>
+    <w:p>
+      <w:pPr/>
+      <w:r>
+        <w:rPr>
+          <w:lang w:val="es_ES" w:bidi="es_ES"/>
+        </w:rPr>
+      </w:r>
+      <w:r>
+        <w:rPr>
+          <w:vertAlign w:val="superscript"/>
+          <w:lang w:val="es_ES" w:bidi="es_ES"/>
+        </w:rPr>
+        <w:t>5-11</w:t>
+      </w:r>
+      <w:r>
+        <w:rPr>
+          <w:lang w:val="es_ES" w:bidi="es_ES"/>
+        </w:rPr>
+        <w:t xml:space="preserve"> La tribu de Rubén contaba con 43.730 hombres. Rubén fue el primer hijo, el primogénito, de Israel. Sus clanes fueron los enoquitas, descendientes de Enoc; los faluitas, descendientes de Falú; los jezronitas, descendientes de Jezrón; y los carmitas, descendientes de Carmí. Del clan de Falú venían Eliab, padre de Nemuel, Datán y Abirán. Estos 2 últimos fueron los líderes que se unieron a la rebelión de Coré contra Moisés y Aarón. Desafiaron al Señor mismo. La tierra se abrió y se los tragó junto con Coré, cuando murieron sus seguidores. Ese día el fuego del Señor consumió a 250 hombres, y su muerte sirvió de advertencia. Sin embargo, los hijos de Coré sobrevivieron. Estos fueron los clanes de Rubén, con un total de 43.730 hombres.</w:t>
+      </w:r>
+    </w:p>
+    <w:p>
+      <w:pPr/>
+      <w:r>
+        <w:rPr>
+          <w:lang w:val="es_ES" w:bidi="es_ES"/>
+        </w:rPr>
+      </w:r>
+      <w:r>
+        <w:rPr>
+          <w:vertAlign w:val="superscript"/>
+          <w:lang w:val="es_ES" w:bidi="es_ES"/>
+        </w:rPr>
+        <w:t>12-14</w:t>
       </w:r>
       <w:r>
         <w:rPr>
@@ -14930,7 +14930,7 @@
           <w:vertAlign w:val="superscript"/>
           <w:lang w:val="es_ES" w:bidi="es_ES"/>
         </w:rPr>
-        <w:t>18</w:t>
+        <w:t>15-18</w:t>
       </w:r>
       <w:r>
         <w:rPr>
@@ -14951,28 +14951,28 @@
           <w:vertAlign w:val="superscript"/>
           <w:lang w:val="es_ES" w:bidi="es_ES"/>
         </w:rPr>
-        <w:t>22</w:t>
-      </w:r>
-      <w:r>
-        <w:rPr>
-          <w:lang w:val="es_ES" w:bidi="es_ES"/>
-        </w:rPr>
-        <w:t xml:space="preserve"> La tribu de Judá contaba con 76.500 hombres. Dos de sus hijos, Er y Onán, murieron en Canaán. Los clanes fueron los selaítas, descendientes de Sela; los faresitas, descendientes de Fares; y los zeraítas, descendientes de Zera. Los faresitas se dividían en dos grupos: los jezronitas, descendientes de Jezrón, y los jamulitas, descendientes de Jamul. Estos fueron los clanes de Judá, con un total de 76.500 hombres.</w:t>
-      </w:r>
-    </w:p>
-    <w:p>
-      <w:pPr/>
-      <w:r>
-        <w:rPr>
-          <w:lang w:val="es_ES" w:bidi="es_ES"/>
-        </w:rPr>
-      </w:r>
-      <w:r>
-        <w:rPr>
-          <w:vertAlign w:val="superscript"/>
-          <w:lang w:val="es_ES" w:bidi="es_ES"/>
-        </w:rPr>
-        <w:t>25</w:t>
+        <w:t>19-22</w:t>
+      </w:r>
+      <w:r>
+        <w:rPr>
+          <w:lang w:val="es_ES" w:bidi="es_ES"/>
+        </w:rPr>
+        <w:t xml:space="preserve"> La tribu de Judá contaba con 76.500 hombres. Murieron en Canaán 2 de sus hijos, Er y Onán. Los clanes fueron los selaítas, descendientes de Sela; los faresitas, descendientes de Fares; y los zeraítas, descendientes de Zera. Los faresitas se dividían en 2 grupos: los jezronitas, descendientes de Jezrón, y los jamulitas, descendientes de Jamul. Estos fueron los clanes de Judá, con un total de 76.500 hombres.</w:t>
+      </w:r>
+    </w:p>
+    <w:p>
+      <w:pPr/>
+      <w:r>
+        <w:rPr>
+          <w:lang w:val="es_ES" w:bidi="es_ES"/>
+        </w:rPr>
+      </w:r>
+      <w:r>
+        <w:rPr>
+          <w:vertAlign w:val="superscript"/>
+          <w:lang w:val="es_ES" w:bidi="es_ES"/>
+        </w:rPr>
+        <w:t>23-25</w:t>
       </w:r>
       <w:r>
         <w:rPr>
@@ -14993,49 +14993,28 @@
           <w:vertAlign w:val="superscript"/>
           <w:lang w:val="es_ES" w:bidi="es_ES"/>
         </w:rPr>
-        <w:t>27</w:t>
-      </w:r>
-      <w:r>
-        <w:rPr>
-          <w:lang w:val="es_ES" w:bidi="es_ES"/>
-        </w:rPr>
-        <w:t xml:space="preserve"> La tribu de Zabulón contaba con 60.500 hombres. Sus clanes fueron los sereditas, descendientes de Séred; los elonitas, descendientes de Elón; y los yalelitas, descendientes de Yalel. Estos fueron los clanes de Zabulón, con un total de 60.500 hombres.</w:t>
-      </w:r>
-    </w:p>
-    <w:p>
-      <w:pPr/>
-      <w:r>
-        <w:rPr>
-          <w:lang w:val="es_ES" w:bidi="es_ES"/>
-        </w:rPr>
-      </w:r>
-      <w:r>
-        <w:rPr>
-          <w:vertAlign w:val="superscript"/>
-          <w:lang w:val="es_ES" w:bidi="es_ES"/>
-        </w:rPr>
-        <w:t>37</w:t>
-      </w:r>
-      <w:r>
-        <w:rPr>
-          <w:lang w:val="es_ES" w:bidi="es_ES"/>
-        </w:rPr>
-        <w:t xml:space="preserve"> La tribu de José se dividía en dos. La media tribu de Manasés contaba con 52.700 hombres y la media tribu de Efraín contaba con 32.500 hombres. Los clanes de Manasés fueron, primero, los maquiritas, descendientes de Maquir. De los maquiritas salieron los galaaditas, descendientes de Galaad. Los galaaditas se dividían en varios clanes: los jezeritas, descendientes de Jezer; los jelequitas, descendientes de Jélec; los asrielitas, descendientes de Asriel; los siquemitas, descendientes de Siquén; los semidaítas, descendientes de Semidá; y los heferitas, descendientes de Héfer. Zelofejad, hijo de Héfer, no tuvo hijos varones, solo cinco hijas. Fueron Majlá, Noá, Joglá, Milcá y Tirsá. Estos fueron los clanes de Manasés, con un total de 52.700 hombres. Los clanes de Efraín fueron los sutelitas, descendientes de Sutela; los bequeritas, descendientes de Béquer; y los tajanitas, descendientes de Taján. De los sutelitas salieron los eranitas, descendientes de Erán. Estos fueron los clanes de Efraín, con un total de 32.500 hombres. Todas estas tribus descendían de José.</w:t>
-      </w:r>
-    </w:p>
-    <w:p>
-      <w:pPr/>
-      <w:r>
-        <w:rPr>
-          <w:lang w:val="es_ES" w:bidi="es_ES"/>
-        </w:rPr>
-      </w:r>
-      <w:r>
-        <w:rPr>
-          <w:vertAlign w:val="superscript"/>
-          <w:lang w:val="es_ES" w:bidi="es_ES"/>
-        </w:rPr>
-        <w:t>41</w:t>
+        <w:t>26-37</w:t>
+      </w:r>
+      <w:r>
+        <w:rPr>
+          <w:lang w:val="es_ES" w:bidi="es_ES"/>
+        </w:rPr>
+        <w:t xml:space="preserve"> La tribu de Zabulón contaba con 60.500 hombres. Sus clanes fueron los sereditas, descendientes de Séred; los elonitas, descendientes de Elón; y los yalelitas, descendientes de Yalel. Estos fueron los clanes de Zabulón, con un total de 60.500 hombres. La tribu de José se dividía en 2. La media tribu de Manasés contaba con 52.700 hombres y la media tribu de Efraín contaba con 32.500 hombres. Los clanes de Manasés fueron, primero, los maquiritas, descendientes de Maquir. De los maquiritas salieron los galaaditas, descendientes de Galaad. Los galaaditas se dividían en varios clanes: los jezeritas, descendientes de Jezer; los jelequitas, descendientes de Jélec; los asrielitas, descendientes de Asriel; los siquenitas, descendientes de Siquén; los semidaítas, descendientes de Semidá; y los heferitas, descendientes de Héfer. Zelofejad, hijo de Héfer, no tuvo hijos varones, solo 5 hijas. Fueron Majlá, Noá, Joglá, Milcá y Tirsá. Estos fueron los clanes de Manasés, con un total de 52.700 hombres. Los clanes de Efraín fueron los sutelitas, descendientes de Sutela; los bequeritas, descendientes de Béquer; y los tajanitas, descendientes de Taján. De los sutelitas salieron los eranitas, descendientes de Erán. Estos fueron los clanes de Efraín, con un total de 32.500 hombres. Todas estas tribus descendían de José.</w:t>
+      </w:r>
+    </w:p>
+    <w:p>
+      <w:pPr/>
+      <w:r>
+        <w:rPr>
+          <w:lang w:val="es_ES" w:bidi="es_ES"/>
+        </w:rPr>
+      </w:r>
+      <w:r>
+        <w:rPr>
+          <w:vertAlign w:val="superscript"/>
+          <w:lang w:val="es_ES" w:bidi="es_ES"/>
+        </w:rPr>
+        <w:t>38-41</w:t>
       </w:r>
       <w:r>
         <w:rPr>
@@ -15056,7 +15035,7 @@
           <w:vertAlign w:val="superscript"/>
           <w:lang w:val="es_ES" w:bidi="es_ES"/>
         </w:rPr>
-        <w:t>43</w:t>
+        <w:t>42-43</w:t>
       </w:r>
       <w:r>
         <w:rPr>
@@ -15077,7 +15056,7 @@
           <w:vertAlign w:val="superscript"/>
           <w:lang w:val="es_ES" w:bidi="es_ES"/>
         </w:rPr>
-        <w:t>47</w:t>
+        <w:t>44-47</w:t>
       </w:r>
       <w:r>
         <w:rPr>
@@ -15098,7 +15077,7 @@
           <w:vertAlign w:val="superscript"/>
           <w:lang w:val="es_ES" w:bidi="es_ES"/>
         </w:rPr>
-        <w:t>50</w:t>
+        <w:t>48-50</w:t>
       </w:r>
       <w:r>
         <w:rPr>
@@ -15203,7 +15182,7 @@
           <w:vertAlign w:val="superscript"/>
           <w:lang w:val="es_ES" w:bidi="es_ES"/>
         </w:rPr>
-        <w:t>56</w:t>
+        <w:t>55-56</w:t>
       </w:r>
       <w:r>
         <w:rPr>
@@ -15230,22 +15209,22 @@
         <w:rPr>
           <w:lang w:val="es_ES" w:bidi="es_ES"/>
         </w:rPr>
-        <w:t xml:space="preserve"> Los levitas censados se dividían en tres clanes principales. Fueron los guersonitas, descendientes de Guersón; los coatitas, descendientes de Coat; y los meraritas, descendientes de Merari.</w:t>
-      </w:r>
-    </w:p>
-    <w:p>
-      <w:pPr/>
-      <w:r>
-        <w:rPr>
-          <w:lang w:val="es_ES" w:bidi="es_ES"/>
-        </w:rPr>
-      </w:r>
-      <w:r>
-        <w:rPr>
-          <w:vertAlign w:val="superscript"/>
-          <w:lang w:val="es_ES" w:bidi="es_ES"/>
-        </w:rPr>
-        <w:t>59</w:t>
+        <w:t xml:space="preserve"> Los levitas censados se dividían en 3 clanes principales. Fueron los guersonitas, descendientes de Guersón; los coatitas, descendientes de Coat; y los meraritas, descendientes de Merari.</w:t>
+      </w:r>
+    </w:p>
+    <w:p>
+      <w:pPr/>
+      <w:r>
+        <w:rPr>
+          <w:lang w:val="es_ES" w:bidi="es_ES"/>
+        </w:rPr>
+      </w:r>
+      <w:r>
+        <w:rPr>
+          <w:vertAlign w:val="superscript"/>
+          <w:lang w:val="es_ES" w:bidi="es_ES"/>
+        </w:rPr>
+        <w:t>58-59</w:t>
       </w:r>
       <w:r>
         <w:rPr>
@@ -15513,13 +15492,13 @@
           <w:vertAlign w:val="superscript"/>
           <w:lang w:val="es_ES" w:bidi="es_ES"/>
         </w:rPr>
-        <w:t>7</w:t>
-      </w:r>
-      <w:r>
-        <w:rPr>
-          <w:lang w:val="es_ES" w:bidi="es_ES"/>
-        </w:rPr>
-        <w:t xml:space="preserve"> El Señor contestó:—Las hijas de Zelofejad tienen razón. Dales una herencia entre los hermanos de su padre. Transfiéreles la herencia de su padre.</w:t>
+        <w:t>6-7</w:t>
+      </w:r>
+      <w:r>
+        <w:rPr>
+          <w:lang w:val="es_ES" w:bidi="es_ES"/>
+        </w:rPr>
+        <w:t xml:space="preserve"> El Señor contestó: —Las hijas de Zelofejad tienen razón. Dales una herencia entre los hermanos de su padre. Transfiéreles la herencia de su padre.</w:t>
       </w:r>
     </w:p>
     <w:p>
@@ -15603,7 +15582,7 @@
         <w:rPr>
           <w:lang w:val="es_ES" w:bidi="es_ES"/>
         </w:rPr>
-        <w:t xml:space="preserve"> Si no tiene tíos, pasará al pariente más cercano.El Señor dio a Moisés este estatuto judicial para los israelitas.</w:t>
+        <w:t xml:space="preserve"> Si no tiene tíos, pasará al pariente más cercano. El Señor dio a Moisés este estatuto judicial para los israelitas.</w:t>
       </w:r>
     </w:p>
     <w:p>
@@ -15624,7 +15603,7 @@
         <w:rPr>
           <w:lang w:val="es_ES" w:bidi="es_ES"/>
         </w:rPr>
-        <w:t xml:space="preserve"> El Señor le dijo a Moisés:—Sube a esta cordillera de Abarín. Contempla la tierra que he dado a los israelitas.</w:t>
+        <w:t xml:space="preserve"> El Señor le dijo a Moisés: —Sube a esta cordillera de Abarín. Contempla la tierra que he dado a los israelitas.</w:t>
       </w:r>
     </w:p>
     <w:p>
@@ -15750,7 +15729,7 @@
         <w:rPr>
           <w:lang w:val="es_ES" w:bidi="es_ES"/>
         </w:rPr>
-        <w:t xml:space="preserve"> El Señor le respondió:—Toma a Josué, hijo de Nun. Es un hombre en quien está el Espíritu.</w:t>
+        <w:t xml:space="preserve"> El Señor le respondió: —Toma a Josué, hijo de Nun. Es un hombre en quien está el Espíritu.</w:t>
       </w:r>
     </w:p>
     <w:p>
@@ -15934,7 +15913,7 @@
         <w:rPr>
           <w:lang w:val="es_ES" w:bidi="es_ES"/>
         </w:rPr>
-        <w:t xml:space="preserve"> »Diles: "Esta es la ofrenda quemada para el Señor que ofrecerán como holocausto continuo diario. Ofrecerán dos corderos de un año y sin defecto".</w:t>
+        <w:t xml:space="preserve"> »Diles: “Esta es la ofrenda quemada para el Señor que ofrecerán como holocausto continuo diario. Ofrecerán 2 corderos de 1 año y sin defecto”.</w:t>
       </w:r>
     </w:p>
     <w:p>
@@ -16054,13 +16033,13 @@
           <w:vertAlign w:val="superscript"/>
           <w:lang w:val="es_ES" w:bidi="es_ES"/>
         </w:rPr>
-        <w:t>10</w:t>
-      </w:r>
-      <w:r>
-        <w:rPr>
-          <w:lang w:val="es_ES" w:bidi="es_ES"/>
-        </w:rPr>
-        <w:t xml:space="preserve"> »En cada sábado, ofrece dos corderos de un año y sin defecto. También ofrece 4 kilos de harina fina amasada con aceite y una ofrenda de vino. Este holocausto sabático se suma al holocausto diario con su ofrenda de vino.</w:t>
+        <w:t>9-10</w:t>
+      </w:r>
+      <w:r>
+        <w:rPr>
+          <w:lang w:val="es_ES" w:bidi="es_ES"/>
+        </w:rPr>
+        <w:t xml:space="preserve"> »En cada día de reposo, ofrece 2 corderos de 1 año y sin defecto. También ofrece 4 kilos de harina fina amasada con aceite y una ofrenda de vino. Este holocausto sabático se suma al holocausto diario con su ofrenda de vino.</w:t>
       </w:r>
     </w:p>
     <w:p>
@@ -16081,7 +16060,7 @@
         <w:rPr>
           <w:lang w:val="es_ES" w:bidi="es_ES"/>
         </w:rPr>
-        <w:t xml:space="preserve"> »Cada luna nueva, presenta una ofrenda encendida al Señor. Presenta dos novillos, un carnero y siete corderos de un año, todos sin defecto.</w:t>
+        <w:t xml:space="preserve"> »Cada luna nueva, presenta una ofrenda encendida al Señor. Presenta 2 novillos, 1 carnero y 7 corderos de 1 año, todos sin defecto.</w:t>
       </w:r>
     </w:p>
     <w:p>
@@ -16186,7 +16165,7 @@
         <w:rPr>
           <w:lang w:val="es_ES" w:bidi="es_ES"/>
         </w:rPr>
-        <w:t xml:space="preserve"> »El día catorce del mes primero será la Pascua del Señor.</w:t>
+        <w:t xml:space="preserve"> »El día 14 del mes primero será la Pascua del Señor.</w:t>
       </w:r>
     </w:p>
     <w:p>
@@ -16207,7 +16186,7 @@
         <w:rPr>
           <w:lang w:val="es_ES" w:bidi="es_ES"/>
         </w:rPr>
-        <w:t xml:space="preserve"> A los quince días de ese mes habrá celebración. Durante siete días comerán pan sin levadura.</w:t>
+        <w:t xml:space="preserve"> A los 15 días de ese mes habrá celebración. Durante 7 días comerán pan sin levadura.</w:t>
       </w:r>
     </w:p>
     <w:p>
@@ -16249,7 +16228,7 @@
         <w:rPr>
           <w:lang w:val="es_ES" w:bidi="es_ES"/>
         </w:rPr>
-        <w:t xml:space="preserve"> Ofrecerán en holocausto al Señor dos novillos, un carnero y siete corderos. Todos los animales deben ser de un año y sin defecto.</w:t>
+        <w:t xml:space="preserve"> Ofrecerán en holocausto al Señor 2 novillos, 1 carnero y 7 corderos. Todos los animales deben ser de 1 año y sin defecto.</w:t>
       </w:r>
     </w:p>
     <w:p>
@@ -16291,7 +16270,7 @@
         <w:rPr>
           <w:lang w:val="es_ES" w:bidi="es_ES"/>
         </w:rPr>
-        <w:t xml:space="preserve"> Con cada uno de los siete corderos, presentarán 2 kilos.</w:t>
+        <w:t xml:space="preserve"> Con cada uno de los 7 corderos, presentarán 2 kilos.</w:t>
       </w:r>
     </w:p>
     <w:p>
@@ -16354,7 +16333,7 @@
         <w:rPr>
           <w:lang w:val="es_ES" w:bidi="es_ES"/>
         </w:rPr>
-        <w:t xml:space="preserve"> Así harán cada uno de los siete días. Presentarán alimento de ofrenda encendida. Es una fragancia grata al Señor. Esto es además del holocausto perpetuo con su ofrenda de vino.</w:t>
+        <w:t xml:space="preserve"> Así harán cada uno de los 7 días. Presentarán alimento de ofrenda encendida. Es una fragancia grata al Señor. Esto es además del holocausto perpetuo con su ofrenda de vino.</w:t>
       </w:r>
     </w:p>
     <w:p>
@@ -16417,7 +16396,7 @@
         <w:rPr>
           <w:lang w:val="es_ES" w:bidi="es_ES"/>
         </w:rPr>
-        <w:t xml:space="preserve"> Ofrecerán en holocausto y como fragancia grata al Señor dos novillos, un carnero y siete corderos. Todos deben ser de un año.</w:t>
+        <w:t xml:space="preserve"> Ofrecerán en holocausto y como fragancia grata al Señor 2 novillos, 1 carnero y 7 corderos. Todos deben ser de 1 año.</w:t>
       </w:r>
     </w:p>
     <w:p>
@@ -16459,7 +16438,7 @@
         <w:rPr>
           <w:lang w:val="es_ES" w:bidi="es_ES"/>
         </w:rPr>
-        <w:t xml:space="preserve"> Con cada uno de los siete corderos, presentarán 2 kilos.</w:t>
+        <w:t xml:space="preserve"> Con cada uno de los 7 corderos, presentarán 2 kilos.</w:t>
       </w:r>
     </w:p>
     <w:p>
@@ -16559,7 +16538,7 @@
         <w:rPr>
           <w:lang w:val="es_ES" w:bidi="es_ES"/>
         </w:rPr>
-        <w:t xml:space="preserve"> Ofrecerán como ofrenda quemada de aroma agradable al Señor un becerro, un carnero y siete corderos de un año. Todos deben ser sin defecto.</w:t>
+        <w:t xml:space="preserve"> Ofrecerán como ofrenda quemada de aroma agradable al Señor un becerro, un carnero y 7 corderos de 1 año. Todos deben ser sin defecto.</w:t>
       </w:r>
     </w:p>
     <w:p>
@@ -16601,7 +16580,7 @@
         <w:rPr>
           <w:lang w:val="es_ES" w:bidi="es_ES"/>
         </w:rPr>
-        <w:t xml:space="preserve"> Con cada uno de los siete corderos presentarán 1,5 kilos.</w:t>
+        <w:t xml:space="preserve"> Con cada uno de los 7 corderos presentarán 1,5 kilos.</w:t>
       </w:r>
     </w:p>
     <w:p>
@@ -16664,7 +16643,7 @@
         <w:rPr>
           <w:lang w:val="es_ES" w:bidi="es_ES"/>
         </w:rPr>
-        <w:t xml:space="preserve"> »El día diez del mismo mes séptimo convocarán al pueblo para una asamblea sagrada. Deberán humillarse delante del Señor y no realizar ningún trabajo.</w:t>
+        <w:t xml:space="preserve"> »El día 10 del mismo mes séptimo convocarán al pueblo para una asamblea sagrada. Deberán humillarse delante del Señor y no realizar ningún trabajo.</w:t>
       </w:r>
     </w:p>
     <w:p>
@@ -16685,7 +16664,7 @@
         <w:rPr>
           <w:lang w:val="es_ES" w:bidi="es_ES"/>
         </w:rPr>
-        <w:t xml:space="preserve"> Presentarán al Señor una ofrenda quemada de aroma agradable. Presentarán un novillo, un carnero y siete corderos de un año, todos sin defecto.</w:t>
+        <w:t xml:space="preserve"> Presentarán al Señor una ofrenda quemada de aroma agradable. Presentarán un novillo, un carnero y 7 corderos de 1 año, todos sin defecto.</w:t>
       </w:r>
     </w:p>
     <w:p>
@@ -16727,7 +16706,7 @@
         <w:rPr>
           <w:lang w:val="es_ES" w:bidi="es_ES"/>
         </w:rPr>
-        <w:t xml:space="preserve"> Con cada uno de los siete corderos presentarán 1,5 kilos.</w:t>
+        <w:t xml:space="preserve"> Con cada uno de los 7 corderos presentarán 1,5 kilos.</w:t>
       </w:r>
     </w:p>
     <w:p>
@@ -16748,7 +16727,7 @@
         <w:rPr>
           <w:lang w:val="es_ES" w:bidi="es_ES"/>
         </w:rPr>
-        <w:t xml:space="preserve"> También presentarán un chivo como ofrenda por el pecado. Esto se hará además del sacrificio por el pecado del día de expiación. También es además de la ofrenda quemada diaria con su ofrenda de grano y sus ofrendas de vino derramado.</w:t>
+        <w:t xml:space="preserve"> También presentarán un chivo como ofrenda por el pecado. Esto se hará además del sacrificio por el pecado del día del perdón. También es además de la ofrenda quemada diaria con su ofrenda de grano y sus ofrendas de vino derramado.</w:t>
       </w:r>
     </w:p>
     <w:p>
@@ -16769,7 +16748,7 @@
         <w:rPr>
           <w:lang w:val="es_ES" w:bidi="es_ES"/>
         </w:rPr>
-        <w:t xml:space="preserve"> »El día quince del mes séptimo convocarán al pueblo para una asamblea sagrada. No realizarán ningún trabajo habitual. Celebrarán una fiesta al Señor durante siete días.</w:t>
+        <w:t xml:space="preserve"> »El día 15 del mes séptimo convocarán al pueblo para una asamblea sagrada. No realizarán ningún trabajo habitual. Celebrarán una fiesta al Señor durante 7 días.</w:t>
       </w:r>
     </w:p>
     <w:p>
@@ -16790,7 +16769,7 @@
         <w:rPr>
           <w:lang w:val="es_ES" w:bidi="es_ES"/>
         </w:rPr>
-        <w:t xml:space="preserve"> Presentarán al Señor una ofrenda quemada de aroma agradable. Presentarán 13 novillos, 2 carneros y 14 corderos de un año. Todos deben ser sin defecto.</w:t>
+        <w:t xml:space="preserve"> Presentarán al Señor una ofrenda quemada de aroma agradable. Presentarán 13 novillos, 2 carneros y 14 corderos de 1 año. Todos deben ser sin defecto.</w:t>
       </w:r>
     </w:p>
     <w:p>
@@ -16874,7 +16853,7 @@
         <w:rPr>
           <w:lang w:val="es_ES" w:bidi="es_ES"/>
         </w:rPr>
-        <w:t xml:space="preserve"> »El segundo día de esta celebración ofrecerán 12 becerros, 2 carneros y 14 corderos de un año. Todos deben ser sin defecto.</w:t>
+        <w:t xml:space="preserve"> »El segundo día de esta celebración ofrecerán 12 becerros, 2 carneros y 14 corderos de 1 año. Todos deben ser sin defecto.</w:t>
       </w:r>
     </w:p>
     <w:p>
@@ -17000,7 +16979,7 @@
         <w:rPr>
           <w:lang w:val="es_ES" w:bidi="es_ES"/>
         </w:rPr>
-        <w:t xml:space="preserve"> »En el cuarto día de la celebración, ofrecerán 10 becerros, 2 carneros y 14 corderos de un año. Todos deben ser sin defecto.</w:t>
+        <w:t xml:space="preserve"> »En el cuarto día de la celebración, ofrecerán 10 becerros, 2 carneros y 14 corderos de 1 año. Todos deben ser sin defecto.</w:t>
       </w:r>
     </w:p>
     <w:p>
@@ -17057,13 +17036,13 @@
           <w:vertAlign w:val="superscript"/>
           <w:lang w:val="es_ES" w:bidi="es_ES"/>
         </w:rPr>
-        <w:t>27</w:t>
-      </w:r>
-      <w:r>
-        <w:rPr>
-          <w:lang w:val="es_ES" w:bidi="es_ES"/>
-        </w:rPr>
-        <w:t xml:space="preserve"> »En el quinto día de la celebración, ofrecerán 9 becerros, 2 carneros y 14 corderos de un año. Todos deben ser sin defecto. Las ofrendas de grano y las ofrendas de vino derramado para los becerros, los carneros y los corderos se presentarán según el número establecido, conforme a lo ordenado.</w:t>
+        <w:t>26-27</w:t>
+      </w:r>
+      <w:r>
+        <w:rPr>
+          <w:lang w:val="es_ES" w:bidi="es_ES"/>
+        </w:rPr>
+        <w:t xml:space="preserve"> »En el quinto día de la celebración, ofrecerán 9 becerros, 2 carneros y 14 corderos de 1 año. Todos deben ser sin defecto. Las ofrendas de grano y las ofrendas de vino derramado para los becerros, los carneros y los corderos se presentarán según el número establecido, conforme a lo ordenado.</w:t>
       </w:r>
     </w:p>
     <w:p>
@@ -17105,7 +17084,7 @@
         <w:rPr>
           <w:lang w:val="es_ES" w:bidi="es_ES"/>
         </w:rPr>
-        <w:t xml:space="preserve"> »En el sexto día de la celebración, ofrecerán 8 becerros, 2 carneros y 14 corderos de un año. Todos deben ser sin defecto.</w:t>
+        <w:t xml:space="preserve"> »En el sexto día de la celebración, ofrecerán 8 becerros, 2 carneros y 14 corderos de 1 año. Todos deben ser sin defecto.</w:t>
       </w:r>
     </w:p>
     <w:p>
@@ -17168,7 +17147,7 @@
         <w:rPr>
           <w:lang w:val="es_ES" w:bidi="es_ES"/>
         </w:rPr>
-        <w:t xml:space="preserve"> »En el séptimo día de la celebración, ofrecerán 7 becerros, 2 carneros y 14 corderos de un año. Todos deben ser sin defecto.</w:t>
+        <w:t xml:space="preserve"> »En el séptimo día de la celebración, ofrecerán 7 becerros, 2 carneros y 14 corderos de 1 año. Todos deben ser sin defecto.</w:t>
       </w:r>
     </w:p>
     <w:p>
@@ -17252,7 +17231,7 @@
         <w:rPr>
           <w:lang w:val="es_ES" w:bidi="es_ES"/>
         </w:rPr>
-        <w:t xml:space="preserve"> Sacrificarán un becerro, un carnero y 7 corderos de un año. Todos deben ser sin defecto. Será una ofrenda quemada de aroma agradable al Señor.</w:t>
+        <w:t xml:space="preserve"> Sacrificarán un becerro, un carnero y 7 corderos de 1 año. Todos deben ser sin defecto. Será una ofrenda quemada de aroma agradable al Señor.</w:t>
       </w:r>
     </w:p>
     <w:p>
@@ -17373,7 +17352,7 @@
         <w:rPr>
           <w:lang w:val="es_ES" w:bidi="es_ES"/>
         </w:rPr>
-        <w:t xml:space="preserve"> Moisés les dijo a los jefes de las tribus de Israel:—El Señor ha ordenado lo siguiente.</w:t>
+        <w:t xml:space="preserve"> Moisés les dijo a los jefes de las tribus de Israel: —El Señor ha ordenado lo siguiente.</w:t>
       </w:r>
     </w:p>
     <w:p>
@@ -17767,7 +17746,7 @@
         <w:rPr>
           <w:lang w:val="es_ES" w:bidi="es_ES"/>
         </w:rPr>
-        <w:t xml:space="preserve"> Entonces Moisés le dijo al pueblo:—Preparen hombres de entre ustedes para la guerra. Irán contra Madián para ejecutar la venganza del Señor contra ellos.</w:t>
+        <w:t xml:space="preserve"> Entonces Moisés le dijo al pueblo: —Preparen hombres de entre ustedes para la guerra. Irán contra Madián para ejecutar la venganza del Señor contra ellos.</w:t>
       </w:r>
     </w:p>
     <w:p>
@@ -17788,7 +17767,7 @@
         <w:rPr>
           <w:lang w:val="es_ES" w:bidi="es_ES"/>
         </w:rPr>
-        <w:t xml:space="preserve"> Envíen mil hombres de cada tribu de Israel a la guerra.</w:t>
+        <w:t xml:space="preserve"> Envíen 1.000 hombres de cada tribu de Israel a la guerra.</w:t>
       </w:r>
     </w:p>
     <w:p>
@@ -17809,7 +17788,7 @@
         <w:rPr>
           <w:lang w:val="es_ES" w:bidi="es_ES"/>
         </w:rPr>
-        <w:t xml:space="preserve"> De cada tribu de Israel se reclutaron mil hombres. Eran 12.000 soldados para la batalla.</w:t>
+        <w:t xml:space="preserve"> De cada tribu de Israel se reclutaron 1.000 hombres. Eran 12.000 soldados para la batalla.</w:t>
       </w:r>
     </w:p>
     <w:p>
@@ -17830,7 +17809,7 @@
         <w:rPr>
           <w:lang w:val="es_ES" w:bidi="es_ES"/>
         </w:rPr>
-        <w:t xml:space="preserve"> Moisés los envió a la guerra. Iban mil de cada tribu, junto con Finés, hijo del sacerdote Eleazar. Finés llevaba consigo los utensilios sagrados y las trompetas para dar la señal de ataque.</w:t>
+        <w:t xml:space="preserve"> Moisés los envió a la guerra. Iban 1.000 de cada tribu, junto con Finés, hijo del sacerdote Eleazar. Finés llevaba consigo los utensilios sagrados y las trompetas para dar la señal de ataque.</w:t>
       </w:r>
     </w:p>
     <w:p>
@@ -17872,22 +17851,22 @@
         <w:rPr>
           <w:lang w:val="es_ES" w:bidi="es_ES"/>
         </w:rPr>
-        <w:t xml:space="preserve"> Entre los muertos estaban los cinco reyes madianitas: Eví, Requen, Zur, Jur y Reba. También murió en la batalla Balán, hijo de Beor.</w:t>
-      </w:r>
-    </w:p>
-    <w:p>
-      <w:pPr/>
-      <w:r>
-        <w:rPr>
-          <w:lang w:val="es_ES" w:bidi="es_ES"/>
-        </w:rPr>
-      </w:r>
-      <w:r>
-        <w:rPr>
-          <w:vertAlign w:val="superscript"/>
-          <w:lang w:val="es_ES" w:bidi="es_ES"/>
-        </w:rPr>
-        <w:t>11</w:t>
+        <w:t xml:space="preserve"> Entre los muertos estaban los 5 reyes madianitas: Eví, Requen, Zur, Jur y Reba. También murió en la batalla Balán, hijo de Beor.</w:t>
+      </w:r>
+    </w:p>
+    <w:p>
+      <w:pPr/>
+      <w:r>
+        <w:rPr>
+          <w:lang w:val="es_ES" w:bidi="es_ES"/>
+        </w:rPr>
+      </w:r>
+      <w:r>
+        <w:rPr>
+          <w:vertAlign w:val="superscript"/>
+          <w:lang w:val="es_ES" w:bidi="es_ES"/>
+        </w:rPr>
+        <w:t>9-11</w:t>
       </w:r>
       <w:r>
         <w:rPr>
@@ -17956,7 +17935,7 @@
         <w:rPr>
           <w:lang w:val="es_ES" w:bidi="es_ES"/>
         </w:rPr>
-        <w:t xml:space="preserve"> Pero Moisés se enojó con los comandantes de mil y los comandantes de cien que regresaban de la batalla.</w:t>
+        <w:t xml:space="preserve"> Pero Moisés se enojó con los comandantes de 1.000 y los comandantes de 100 que regresaban de la batalla.</w:t>
       </w:r>
     </w:p>
     <w:p>
@@ -17977,7 +17956,7 @@
         <w:rPr>
           <w:lang w:val="es_ES" w:bidi="es_ES"/>
         </w:rPr>
-        <w:t xml:space="preserve"> Moisés les preguntó:—¿Por qué han dejado con vida a todas las mujeres?</w:t>
+        <w:t xml:space="preserve"> Moisés les preguntó: —¿Por qué han dejado con vida a todas las mujeres?</w:t>
       </w:r>
     </w:p>
     <w:p>
@@ -18061,7 +18040,7 @@
         <w:rPr>
           <w:lang w:val="es_ES" w:bidi="es_ES"/>
         </w:rPr>
-        <w:t xml:space="preserve"> »Todos los que hayan matado a una persona o hayan tocado un cadáver permanecerán fuera del campamento durante siete días. Al tercer y al séptimo día se purificarán ustedes y sus prisioneros.</w:t>
+        <w:t xml:space="preserve"> »Todos los que hayan matado a una persona o hayan tocado un cadáver permanecerán fuera del campamento durante 7 días. Al tercer y al séptimo día se purificarán ustedes y sus prisioneros.</w:t>
       </w:r>
     </w:p>
     <w:p>
@@ -18103,7 +18082,7 @@
         <w:rPr>
           <w:lang w:val="es_ES" w:bidi="es_ES"/>
         </w:rPr>
-        <w:t xml:space="preserve"> Entonces el sacerdote Eleazar dijo a los hombres que habían ido a la batalla:—Esto manda la ley que el Señor le dio a Moisés.</w:t>
+        <w:t xml:space="preserve"> Entonces el sacerdote Eleazar dijo a los hombres que habían ido a la batalla: —Esto manda la ley que el Señor le dio a Moisés.</w:t>
       </w:r>
     </w:p>
     <w:p>
@@ -18229,7 +18208,7 @@
         <w:rPr>
           <w:lang w:val="es_ES" w:bidi="es_ES"/>
         </w:rPr>
-        <w:t xml:space="preserve"> Después los dividirán en dos partes. Una mitad será para los hombres que participaron en la batalla. La otra para el resto de la comunidad.</w:t>
+        <w:t xml:space="preserve"> Después los dividirán en 2 partes. Una mitad será para los hombres que participaron en la batalla. La otra para el resto de la comunidad.</w:t>
       </w:r>
     </w:p>
     <w:p>
@@ -18328,7 +18307,7 @@
           <w:vertAlign w:val="superscript"/>
           <w:lang w:val="es_ES" w:bidi="es_ES"/>
         </w:rPr>
-        <w:t>35</w:t>
+        <w:t>32-35</w:t>
       </w:r>
       <w:r>
         <w:rPr>
@@ -18349,7 +18328,7 @@
           <w:vertAlign w:val="superscript"/>
           <w:lang w:val="es_ES" w:bidi="es_ES"/>
         </w:rPr>
-        <w:t>40</w:t>
+        <w:t>36-40</w:t>
       </w:r>
       <w:r>
         <w:rPr>
@@ -18391,7 +18370,7 @@
           <w:vertAlign w:val="superscript"/>
           <w:lang w:val="es_ES" w:bidi="es_ES"/>
         </w:rPr>
-        <w:t>46</w:t>
+        <w:t>42-46</w:t>
       </w:r>
       <w:r>
         <w:rPr>
@@ -18439,7 +18418,7 @@
         <w:rPr>
           <w:lang w:val="es_ES" w:bidi="es_ES"/>
         </w:rPr>
-        <w:t xml:space="preserve"> Los jefes de mil y los jefes de cien eran los oficiales que estaban al mando de las unidades del ejército. Se acercaron a Moisés</w:t>
+        <w:t xml:space="preserve"> Los jefes de 1.000 y los jefes de 100 eran los oficiales que estaban al mando de las unidades del ejército. Se acercaron a Moisés</w:t>
       </w:r>
     </w:p>
     <w:p>
@@ -18460,7 +18439,7 @@
         <w:rPr>
           <w:lang w:val="es_ES" w:bidi="es_ES"/>
         </w:rPr>
-        <w:t xml:space="preserve"> y le dijeron:—Hemos pasado lista a los soldados que estaban bajo nuestro mando. No falta ninguno.</w:t>
+        <w:t xml:space="preserve"> y le dijeron: —Hemos pasado lista a los soldados que estaban bajo nuestro mando. No falta ninguno.</w:t>
       </w:r>
     </w:p>
     <w:p>
@@ -18496,13 +18475,13 @@
           <w:vertAlign w:val="superscript"/>
           <w:lang w:val="es_ES" w:bidi="es_ES"/>
         </w:rPr>
-        <w:t>52</w:t>
-      </w:r>
-      <w:r>
-        <w:rPr>
-          <w:lang w:val="es_ES" w:bidi="es_ES"/>
-        </w:rPr>
-        <w:t xml:space="preserve"> Moisés y el sacerdote Eleazar recibieron el oro de los jefes de mil y de cien. Todo el oro que los jefes de mil y de cien ofrecieron al Señor pesaba 200 kilos.</w:t>
+        <w:t>51-52</w:t>
+      </w:r>
+      <w:r>
+        <w:rPr>
+          <w:lang w:val="es_ES" w:bidi="es_ES"/>
+        </w:rPr>
+        <w:t xml:space="preserve"> Moisés y el sacerdote Eleazar recibieron el oro de los jefes de 1.000 y de 100. Todo el oro que los jefes de 1.000 y de 100 ofrecieron al Señor pesaba 200 kilos.</w:t>
       </w:r>
     </w:p>
     <w:p>
@@ -18544,7 +18523,7 @@
         <w:rPr>
           <w:lang w:val="es_ES" w:bidi="es_ES"/>
         </w:rPr>
-        <w:t xml:space="preserve"> Moisés y el sacerdote Eleazar tomaron el oro de los jefes de mil y de cien. Lo llevaron a la tienda de reunión como recordatorio de los israelitas ante el Señor.</w:t>
+        <w:t xml:space="preserve"> Moisés y el sacerdote Eleazar tomaron el oro de los jefes de 1.000 y de 100. Lo llevaron a la tienda de reunión como recordatorio de los israelitas ante el Señor.</w:t>
       </w:r>
     </w:p>
     <w:p>
@@ -18833,7 +18812,7 @@
         <w:rPr>
           <w:lang w:val="es_ES" w:bidi="es_ES"/>
         </w:rPr>
-        <w:t xml:space="preserve"> Entonces el Señor se enfureció contra Israel y los hizo vagar por el desierto durante cuarenta años. Vagaron hasta que murió toda la generación que había pecado.</w:t>
+        <w:t xml:space="preserve"> Entonces el Señor se enfureció contra Israel y los hizo vagar por el desierto durante 40 años. Vagaron hasta que murió toda la generación que había pecado.</w:t>
       </w:r>
     </w:p>
     <w:p>
@@ -18980,7 +18959,7 @@
         <w:rPr>
           <w:lang w:val="es_ES" w:bidi="es_ES"/>
         </w:rPr>
-        <w:t xml:space="preserve"> Entonces Moisés les respondió:—Harán esto y marcharán armados delante del Señor para la guerra.</w:t>
+        <w:t xml:space="preserve"> Entonces Moisés les respondió: —Harán esto y marcharán armados delante del Señor para la guerra.</w:t>
       </w:r>
     </w:p>
     <w:p>
@@ -19022,7 +19001,7 @@
         <w:rPr>
           <w:lang w:val="es_ES" w:bidi="es_ES"/>
         </w:rPr>
-        <w:t xml:space="preserve"> Si así lo hacen, entonces, cuando la tierra esté conquistada, podrán regresar. Habrán cumplido con el Señor y con Israel. Esta tierra será de ustedes.</w:t>
+        <w:t xml:space="preserve"> Si así lo hacen, entonces, cuando la tierra sea suya, podrán regresar. Habrán cumplido con el Señor y con Israel. Esta tierra será de ustedes.</w:t>
       </w:r>
     </w:p>
     <w:p>
@@ -19064,7 +19043,7 @@
         <w:rPr>
           <w:lang w:val="es_ES" w:bidi="es_ES"/>
         </w:rPr>
-        <w:t xml:space="preserve"> Construyan ciudades para sus familias y corrales para sus rebaños. Pero cumplan todo lo que han prometido.</w:t>
+        <w:t xml:space="preserve"> Moisés les dio el territorio de Sijón, rey de los amorreos, y de Og, rey de Basán, con sus ciudades. Se lo dio a las tribus de Rubén y Gad y a la media tribu de Manasés, hijo de José. Los gaditas construyeron Dibón, Atarot, Aroer, Atarot Sofán, Jazer, Yogbea, Bet Nimrá y Bet Arán. Eran ciudades fortificadas con corrales para las ovejas.</w:t>
       </w:r>
     </w:p>
     <w:p>
@@ -19085,7 +19064,7 @@
         <w:rPr>
           <w:lang w:val="es_ES" w:bidi="es_ES"/>
         </w:rPr>
-        <w:t xml:space="preserve"> Los gaditas y los rubenitas le respondieron a Moisés:—Tus siervos harán como nuestro señor ordena.</w:t>
+        <w:t xml:space="preserve"> Los gaditas y los rubenitas le respondieron a Moisés: —Tus siervos harán como nuestro señor ordena.</w:t>
       </w:r>
     </w:p>
     <w:p>
@@ -19169,7 +19148,7 @@
         <w:rPr>
           <w:lang w:val="es_ES" w:bidi="es_ES"/>
         </w:rPr>
-        <w:t xml:space="preserve"> —Si todos los guerreros de Gad y Rubén cruzan el Jordán con ustedes para luchar, y la tierra queda conquistada, les darán Galaad como territorio propio.</w:t>
+        <w:t xml:space="preserve"> —Si todos los guerreros de Gad y Rubén cruzan el Jordán con ustedes para luchar, y consiguen que la tierra sea suya, les darán Galaad como territorio propio.</w:t>
       </w:r>
     </w:p>
     <w:p>
@@ -19211,7 +19190,7 @@
         <w:rPr>
           <w:lang w:val="es_ES" w:bidi="es_ES"/>
         </w:rPr>
-        <w:t xml:space="preserve"> Los gaditas y los rubenitas respondieron:—Haremos tal como el Señor ha ordenado.</w:t>
+        <w:t xml:space="preserve"> Los gaditas y los rubenitas respondieron: —Haremos tal como el Señor ha ordenado.</w:t>
       </w:r>
     </w:p>
     <w:p>
@@ -19247,48 +19226,6 @@
           <w:vertAlign w:val="superscript"/>
           <w:lang w:val="es_ES" w:bidi="es_ES"/>
         </w:rPr>
-        <w:t>33</w:t>
-      </w:r>
-      <w:r>
-        <w:rPr>
-          <w:lang w:val="es_ES" w:bidi="es_ES"/>
-        </w:rPr>
-        <w:t xml:space="preserve"> Moisés les dio el territorio de Sijón, rey de los amorreos, y de Og, rey de Basán, con sus ciudades. Se lo dio a las tribus de Gad y Rubén y a la media tribu de Manasés, hijo de José.</w:t>
-      </w:r>
-    </w:p>
-    <w:p>
-      <w:pPr/>
-      <w:r>
-        <w:rPr>
-          <w:lang w:val="es_ES" w:bidi="es_ES"/>
-        </w:rPr>
-      </w:r>
-      <w:r>
-        <w:rPr>
-          <w:vertAlign w:val="superscript"/>
-          <w:lang w:val="es_ES" w:bidi="es_ES"/>
-        </w:rPr>
-        <w:t>36</w:t>
-      </w:r>
-      <w:r>
-        <w:rPr>
-          <w:lang w:val="es_ES" w:bidi="es_ES"/>
-        </w:rPr>
-        <w:t xml:space="preserve"> Los gaditas construyeron Dibón, Atarot, Aroer, Atarot Sofán, Jazer, Yogbea, Bet Nimrá y Bet Arán. Eran ciudades fortificadas con corrales para las ovejas.</w:t>
-      </w:r>
-    </w:p>
-    <w:p>
-      <w:pPr/>
-      <w:r>
-        <w:rPr>
-          <w:lang w:val="es_ES" w:bidi="es_ES"/>
-        </w:rPr>
-      </w:r>
-      <w:r>
-        <w:rPr>
-          <w:vertAlign w:val="superscript"/>
-          <w:lang w:val="es_ES" w:bidi="es_ES"/>
-        </w:rPr>
         <w:t>37</w:t>
       </w:r>
       <w:r>
@@ -19337,7 +19274,7 @@
         <w:rPr>
           <w:lang w:val="es_ES" w:bidi="es_ES"/>
         </w:rPr>
-        <w:t xml:space="preserve"> El clan de Maquir, de la tribu de Manasés, fue a Galaad. La conquistó y expulsó a los amorreos que vivían allí.</w:t>
+        <w:t xml:space="preserve"> El clan de Maquir, de la tribu de Manasés, fue a Galaad. La tomó y expulsó a los amorreos que vivían allí.</w:t>
       </w:r>
     </w:p>
     <w:p>
@@ -19379,7 +19316,7 @@
         <w:rPr>
           <w:lang w:val="es_ES" w:bidi="es_ES"/>
         </w:rPr>
-        <w:t xml:space="preserve"> Yaír, descendiente de Manasés, fue y conquistó las aldeas de Galaad. Les puso el nombre de Javot Yaír.</w:t>
+        <w:t xml:space="preserve"> Yaír, descendiente de Manasés, fue y tomó las aldeas de Galaad. Les puso el nombre de Javot Yaír.</w:t>
       </w:r>
     </w:p>
     <w:p>
@@ -19400,7 +19337,7 @@
         <w:rPr>
           <w:lang w:val="es_ES" w:bidi="es_ES"/>
         </w:rPr>
-        <w:t xml:space="preserve"> Noba fue y conquistó Quenat con sus aldeas. Llamó a la región con su nombre, Noba.</w:t>
+        <w:t xml:space="preserve"> Noba fue y tomó Quenat con sus aldeas. Llamó a la región con su nombre, Noba.</w:t>
       </w:r>
     </w:p>
     <w:p>
@@ -19473,28 +19410,28 @@
           <w:vertAlign w:val="superscript"/>
           <w:lang w:val="es_ES" w:bidi="es_ES"/>
         </w:rPr>
-        <w:t>4</w:t>
-      </w:r>
-      <w:r>
-        <w:rPr>
-          <w:lang w:val="es_ES" w:bidi="es_ES"/>
-        </w:rPr>
-        <w:t xml:space="preserve"> Salieron de Ramsés el día quince del mes primero, al día siguiente de la Pascua. Los israelitas marcharon con orgullo ante todos los egipcios. Mientras, estos enterraban a sus primogénitos, a quienes el Señor había matado. El Señor también castigó a sus dioses.</w:t>
-      </w:r>
-    </w:p>
-    <w:p>
-      <w:pPr/>
-      <w:r>
-        <w:rPr>
-          <w:lang w:val="es_ES" w:bidi="es_ES"/>
-        </w:rPr>
-      </w:r>
-      <w:r>
-        <w:rPr>
-          <w:vertAlign w:val="superscript"/>
-          <w:lang w:val="es_ES" w:bidi="es_ES"/>
-        </w:rPr>
-        <w:t>6</w:t>
+        <w:t>3-4</w:t>
+      </w:r>
+      <w:r>
+        <w:rPr>
+          <w:lang w:val="es_ES" w:bidi="es_ES"/>
+        </w:rPr>
+        <w:t xml:space="preserve"> Salieron de Ramsés el día 15 del mes primero, al día siguiente de la Pascua. Los israelitas marcharon con orgullo ante todos los egipcios. Mientras, estos enterraban a sus primogénitos, a quienes el Señor había matado. El Señor también castigó a sus dioses.</w:t>
+      </w:r>
+    </w:p>
+    <w:p>
+      <w:pPr/>
+      <w:r>
+        <w:rPr>
+          <w:lang w:val="es_ES" w:bidi="es_ES"/>
+        </w:rPr>
+      </w:r>
+      <w:r>
+        <w:rPr>
+          <w:vertAlign w:val="superscript"/>
+          <w:lang w:val="es_ES" w:bidi="es_ES"/>
+        </w:rPr>
+        <w:t>5-6</w:t>
       </w:r>
       <w:r>
         <w:rPr>
@@ -19542,7 +19479,7 @@
         <w:rPr>
           <w:lang w:val="es_ES" w:bidi="es_ES"/>
         </w:rPr>
-        <w:t xml:space="preserve"> Partieron de Pi Ajirot y cruzaron por en medio del mar hacia el desierto. Después de caminar tres días por el desierto de Etam, acamparon en Mara.</w:t>
+        <w:t xml:space="preserve"> Partieron de Pi Ajirot y cruzaron por en medio del mar hacia el desierto. Después de caminar 3 días por el desierto de Etam, acamparon en Mara.</w:t>
       </w:r>
     </w:p>
     <w:p>
@@ -19563,7 +19500,7 @@
         <w:rPr>
           <w:lang w:val="es_ES" w:bidi="es_ES"/>
         </w:rPr>
-        <w:t xml:space="preserve"> Salieron de Mara y llegaron a Elim. Allí había doce fuentes de agua y setenta palmeras. Acamparon allí.</w:t>
+        <w:t xml:space="preserve"> Salieron de Mara y llegaron a Elim. Allí había 12 fuentes de agua y 70 palmeras. Acamparon allí.</w:t>
       </w:r>
     </w:p>
     <w:p>
@@ -19683,7 +19620,7 @@
           <w:vertAlign w:val="superscript"/>
           <w:lang w:val="es_ES" w:bidi="es_ES"/>
         </w:rPr>
-        <w:t>37</w:t>
+        <w:t>15-37</w:t>
       </w:r>
       <w:r>
         <w:rPr>
@@ -19704,13 +19641,13 @@
           <w:vertAlign w:val="superscript"/>
           <w:lang w:val="es_ES" w:bidi="es_ES"/>
         </w:rPr>
-        <w:t>39</w:t>
-      </w:r>
-      <w:r>
-        <w:rPr>
-          <w:lang w:val="es_ES" w:bidi="es_ES"/>
-        </w:rPr>
-        <w:t xml:space="preserve"> El sacerdote Aarón subió al monte Hor por orden del Señor. Allí murió el primer día del mes quinto, cuarenta años después de la salida de los israelitas de Egipto. Aarón tenía 123 años cuando murió en el monte Hor.</w:t>
+        <w:t>38-39</w:t>
+      </w:r>
+      <w:r>
+        <w:rPr>
+          <w:lang w:val="es_ES" w:bidi="es_ES"/>
+        </w:rPr>
+        <w:t xml:space="preserve"> El sacerdote Aarón subió al monte Hor por orden del Señor. Allí murió el primer día del mes quinto, 40 años después de la salida de los israelitas de Egipto. Aarón tenía 123 años cuando murió en el monte Hor.</w:t>
       </w:r>
     </w:p>
     <w:p>
@@ -20224,7 +20161,7 @@
           <w:vertAlign w:val="superscript"/>
           <w:lang w:val="es_ES" w:bidi="es_ES"/>
         </w:rPr>
-        <w:t>9</w:t>
+        <w:t>7-9</w:t>
       </w:r>
       <w:r>
         <w:rPr>
@@ -20245,7 +20182,7 @@
           <w:vertAlign w:val="superscript"/>
           <w:lang w:val="es_ES" w:bidi="es_ES"/>
         </w:rPr>
-        <w:t>11</w:t>
+        <w:t>10-11</w:t>
       </w:r>
       <w:r>
         <w:rPr>
@@ -20293,43 +20230,43 @@
         <w:rPr>
           <w:lang w:val="es_ES" w:bidi="es_ES"/>
         </w:rPr>
-        <w:t xml:space="preserve"> Moisés ordenó a los israelitas:—Este es el territorio que repartirán por sorteo entre las nueve tribus y media.</w:t>
-      </w:r>
-    </w:p>
-    <w:p>
-      <w:pPr/>
-      <w:r>
-        <w:rPr>
-          <w:lang w:val="es_ES" w:bidi="es_ES"/>
-        </w:rPr>
-      </w:r>
-      <w:r>
-        <w:rPr>
-          <w:vertAlign w:val="superscript"/>
-          <w:lang w:val="es_ES" w:bidi="es_ES"/>
-        </w:rPr>
-        <w:t>15</w:t>
-      </w:r>
-      <w:r>
-        <w:rPr>
-          <w:lang w:val="es_ES" w:bidi="es_ES"/>
-        </w:rPr>
-        <w:t xml:space="preserve"> Las tribus de Rubén y Gad, y la media tribu de Manasés ya recibieron su territorio al este del Jordán, a la altura de Jericó.</w:t>
-      </w:r>
-    </w:p>
-    <w:p>
-      <w:pPr/>
-      <w:r>
-        <w:rPr>
-          <w:lang w:val="es_ES" w:bidi="es_ES"/>
-        </w:rPr>
-      </w:r>
-      <w:r>
-        <w:rPr>
-          <w:vertAlign w:val="superscript"/>
-          <w:lang w:val="es_ES" w:bidi="es_ES"/>
-        </w:rPr>
-        <w:t>28</w:t>
+        <w:t xml:space="preserve"> Moisés ordenó a los israelitas: —Este es el territorio que repartirán por sorteo entre las 9 tribus y media.</w:t>
+      </w:r>
+    </w:p>
+    <w:p>
+      <w:pPr/>
+      <w:r>
+        <w:rPr>
+          <w:lang w:val="es_ES" w:bidi="es_ES"/>
+        </w:rPr>
+      </w:r>
+      <w:r>
+        <w:rPr>
+          <w:vertAlign w:val="superscript"/>
+          <w:lang w:val="es_ES" w:bidi="es_ES"/>
+        </w:rPr>
+        <w:t>14-15</w:t>
+      </w:r>
+      <w:r>
+        <w:rPr>
+          <w:lang w:val="es_ES" w:bidi="es_ES"/>
+        </w:rPr>
+        <w:t xml:space="preserve"> Las tribus de Rubén y Gad y la media tribu de Manasés ya recibieron su territorio al este del Jordán, a la altura de Jericó.</w:t>
+      </w:r>
+    </w:p>
+    <w:p>
+      <w:pPr/>
+      <w:r>
+        <w:rPr>
+          <w:lang w:val="es_ES" w:bidi="es_ES"/>
+        </w:rPr>
+      </w:r>
+      <w:r>
+        <w:rPr>
+          <w:vertAlign w:val="superscript"/>
+          <w:lang w:val="es_ES" w:bidi="es_ES"/>
+        </w:rPr>
+        <w:t>16-28</w:t>
       </w:r>
       <w:r>
         <w:rPr>
@@ -20639,7 +20576,7 @@
           <w:vertAlign w:val="superscript"/>
           <w:lang w:val="es_ES" w:bidi="es_ES"/>
         </w:rPr>
-        <w:t>14</w:t>
+        <w:t>13-14</w:t>
       </w:r>
       <w:r>
         <w:rPr>
@@ -20771,7 +20708,7 @@
         <w:rPr>
           <w:lang w:val="es_ES" w:bidi="es_ES"/>
         </w:rPr>
-        <w:t xml:space="preserve"> »Puede ocurrir que por odio alguien empuje a otro o le arroje algo intencionalmente y lo mata.</w:t>
+        <w:t xml:space="preserve"> »Puede ocurrir que por odio alguien empuje a otro o le arroje algo intencionalmente y lo mate.</w:t>
       </w:r>
     </w:p>
     <w:p>
@@ -20792,22 +20729,22 @@
         <w:rPr>
           <w:lang w:val="es_ES" w:bidi="es_ES"/>
         </w:rPr>
-        <w:t xml:space="preserve"> Puede ocurrir que por odio lo golpee con el puño y lo mata. El que dio el golpe es un asesino. El vengador de la sangre matará al asesino cuando lo encuentre.</w:t>
-      </w:r>
-    </w:p>
-    <w:p>
-      <w:pPr/>
-      <w:r>
-        <w:rPr>
-          <w:lang w:val="es_ES" w:bidi="es_ES"/>
-        </w:rPr>
-      </w:r>
-      <w:r>
-        <w:rPr>
-          <w:vertAlign w:val="superscript"/>
-          <w:lang w:val="es_ES" w:bidi="es_ES"/>
-        </w:rPr>
-        <w:t>23</w:t>
+        <w:t xml:space="preserve"> Puede ocurrir que por odio lo golpee con el puño y lo mate. El que dio el golpe es un asesino. El vengador de la sangre matará al asesino cuando lo encuentre.</w:t>
+      </w:r>
+    </w:p>
+    <w:p>
+      <w:pPr/>
+      <w:r>
+        <w:rPr>
+          <w:lang w:val="es_ES" w:bidi="es_ES"/>
+        </w:rPr>
+      </w:r>
+      <w:r>
+        <w:rPr>
+          <w:vertAlign w:val="superscript"/>
+          <w:lang w:val="es_ES" w:bidi="es_ES"/>
+        </w:rPr>
+        <w:t>22-23</w:t>
       </w:r>
       <w:r>
         <w:rPr>
@@ -21102,7 +21039,7 @@
         <w:rPr>
           <w:lang w:val="es_ES" w:bidi="es_ES"/>
         </w:rPr>
-        <w:t xml:space="preserve"> Les dijeron:―El Señor ordenó repartir la tierra por sorteo entre los israelitas y asignar la herencia de nuestro hermano Zelofejad a sus hijas.</w:t>
+        <w:t xml:space="preserve"> Les dijeron: —El Señor ordenó repartir la tierra por sorteo entre los israelitas y asignar la herencia de nuestro hermano Zelofejad a sus hijas.</w:t>
       </w:r>
     </w:p>
     <w:p>
@@ -21165,7 +21102,7 @@
         <w:rPr>
           <w:lang w:val="es_ES" w:bidi="es_ES"/>
         </w:rPr>
-        <w:t xml:space="preserve"> Moisés respondió públicamente con estas instrucciones de parte del Señor:—Los hombres de la tribu de José tienen razón.</w:t>
+        <w:t xml:space="preserve"> Moisés respondió públicamente con estas instrucciones de parte del Señor: —Los hombres de la tribu de José tienen razón.</w:t>
       </w:r>
     </w:p>
     <w:p>
